--- a/klagomål/A 28206-2026 FSC-klagomål.docx
+++ b/klagomål/A 28206-2026 FSC-klagomål.docx
@@ -737,7 +737,7 @@
     <w:r>
       <w:tab/>
       <w:tab/>
-      <w:t>2026-06-24</w:t>
+      <w:t>2026-06-25</w:t>
       <w:br/>
       <w:br/>
     </w:r>

--- a/klagomål/A 28206-2026 FSC-klagomål.docx
+++ b/klagomål/A 28206-2026 FSC-klagomål.docx
@@ -737,7 +737,7 @@
     <w:r>
       <w:tab/>
       <w:tab/>
-      <w:t>2026-06-25</w:t>
+      <w:t>2026-06-26</w:t>
       <w:br/>
       <w:br/>
     </w:r>

--- a/klagomål/A 28206-2026 FSC-klagomål.docx
+++ b/klagomål/A 28206-2026 FSC-klagomål.docx
@@ -737,7 +737,7 @@
     <w:r>
       <w:tab/>
       <w:tab/>
-      <w:t>2026-06-26</w:t>
+      <w:t>2026-06-27</w:t>
       <w:br/>
       <w:br/>
     </w:r>

--- a/klagomål/A 28206-2026 FSC-klagomål.docx
+++ b/klagomål/A 28206-2026 FSC-klagomål.docx
@@ -737,7 +737,7 @@
     <w:r>
       <w:tab/>
       <w:tab/>
-      <w:t>2026-06-27</w:t>
+      <w:t>2026-06-28</w:t>
       <w:br/>
       <w:br/>
     </w:r>

--- a/klagomål/A 28206-2026 FSC-klagomål.docx
+++ b/klagomål/A 28206-2026 FSC-klagomål.docx
@@ -737,7 +737,7 @@
     <w:r>
       <w:tab/>
       <w:tab/>
-      <w:t>2026-06-28</w:t>
+      <w:t>2026-06-29</w:t>
       <w:br/>
       <w:br/>
     </w:r>

--- a/klagomål/A 28206-2026 FSC-klagomål.docx
+++ b/klagomål/A 28206-2026 FSC-klagomål.docx
@@ -737,7 +737,7 @@
     <w:r>
       <w:tab/>
       <w:tab/>
-      <w:t>2026-06-29</w:t>
+      <w:t>2026-06-30</w:t>
       <w:br/>
       <w:br/>
     </w:r>

--- a/klagomål/A 28206-2026 FSC-klagomål.docx
+++ b/klagomål/A 28206-2026 FSC-klagomål.docx
@@ -737,7 +737,7 @@
     <w:r>
       <w:tab/>
       <w:tab/>
-      <w:t>2026-06-30</w:t>
+      <w:t>2026-07-01</w:t>
       <w:br/>
       <w:br/>
     </w:r>

--- a/klagomål/A 28206-2026 FSC-klagomål.docx
+++ b/klagomål/A 28206-2026 FSC-klagomål.docx
@@ -737,7 +737,7 @@
     <w:r>
       <w:tab/>
       <w:tab/>
-      <w:t>2026-07-01</w:t>
+      <w:t>2026-07-02</w:t>
       <w:br/>
       <w:br/>
     </w:r>

--- a/klagomål/A 28206-2026 FSC-klagomål.docx
+++ b/klagomål/A 28206-2026 FSC-klagomål.docx
@@ -737,7 +737,7 @@
     <w:r>
       <w:tab/>
       <w:tab/>
-      <w:t>2026-07-02</w:t>
+      <w:t>2026-07-03</w:t>
       <w:br/>
       <w:br/>
     </w:r>

--- a/klagomål/A 28206-2026 FSC-klagomål.docx
+++ b/klagomål/A 28206-2026 FSC-klagomål.docx
@@ -737,7 +737,7 @@
     <w:r>
       <w:tab/>
       <w:tab/>
-      <w:t>2026-07-13</w:t>
+      <w:t>2026-07-14</w:t>
       <w:br/>
       <w:br/>
     </w:r>

--- a/klagomål/A 28206-2026 FSC-klagomål.docx
+++ b/klagomål/A 28206-2026 FSC-klagomål.docx
@@ -737,7 +737,7 @@
     <w:r>
       <w:tab/>
       <w:tab/>
-      <w:t>2026-07-14</w:t>
+      <w:t>2026-07-15</w:t>
       <w:br/>
       <w:br/>
     </w:r>

--- a/klagomål/A 28206-2026 FSC-klagomål.docx
+++ b/klagomål/A 28206-2026 FSC-klagomål.docx
@@ -737,7 +737,7 @@
     <w:r>
       <w:tab/>
       <w:tab/>
-      <w:t>2026-07-15</w:t>
+      <w:t>2026-07-16</w:t>
       <w:br/>
       <w:br/>
     </w:r>

--- a/klagomål/A 28206-2026 FSC-klagomål.docx
+++ b/klagomål/A 28206-2026 FSC-klagomål.docx
@@ -163,7 +163,7 @@
         <w:pStyle w:val="Title"/>
       </w:pPr>
       <w:r>
-        <w:t>Inledande FSC- /PEFC-klagomål – information om höga naturvärden i avverkningsanmälan A 28206-2026 i Skellefteå kommun</w:t>
+        <w:t>Inledande FSC- /PEFC-klagomål – information om höga naturvärden och fridlysta arter i avverkningsanmälan A 28206-2026 i Skellefteå kommun</w:t>
       </w:r>
     </w:p>
     <w:p>
@@ -178,7 +178,7 @@
       <w:r>
         <w:drawing>
           <wp:inline xmlns:a="http://schemas.openxmlformats.org/drawingml/2006/main" xmlns:pic="http://schemas.openxmlformats.org/drawingml/2006/picture">
-            <wp:extent cx="4183831" cy="5724000"/>
+            <wp:extent cx="4736561" cy="5724000"/>
             <wp:docPr id="1" name="Picture 1"/>
             <wp:cNvGraphicFramePr>
               <a:graphicFrameLocks noChangeAspect="1"/>
@@ -199,7 +199,7 @@
                   <pic:spPr>
                     <a:xfrm>
                       <a:off x="0" y="0"/>
-                      <a:ext cx="4183831" cy="5724000"/>
+                      <a:ext cx="4736561" cy="5724000"/>
                     </a:xfrm>
                     <a:prstGeom prst="rect"/>
                   </pic:spPr>
@@ -221,7 +221,7 @@
     </w:p>
     <w:p>
       <w:r>
-        <w:t>I och inom 7 meter från avverkningsanmälan finns fynd av 2 naturvårdsarter, varav 1 är rödlistad, 2 är typiska (T) och 1 är signalart (S): ullticka (NT, T) och skinnlav (S, T). Se Figur 1.</w:t>
+        <w:t>I och inom 7 meter från avverkningsanmälan finns fynd av 11 naturvårdsarter, varav 5 är rödlistade, 3 är fridlysta, 10 är typiska (T) och 3 är signalarter (S): dropptaggsvamp (NT, T), lunglav (NT, T), talltita (NT, §4), tretåig hackspett (NT, T, §4), ullticka (NT, T), grönpyrola (S, T), luddlav (S, T), skinnlav (S, T), hultbräken (T), kransmossa (T) och spillkråka (T, §4). Se Figur 1.</w:t>
       </w:r>
     </w:p>
     <w:p>
@@ -244,7 +244,123 @@
     </w:p>
     <w:p>
       <w:r>
-        <w:t>Nedan följer beskrivningar av de naturvårdsarter och fridlysta arter som har sina livsmiljöer och växtplatser i den avverkningsanmälda skogen. De påträffade naturvårdsarterna är ett tydligt kvitto på att det rör sig om en skog med höga naturvärden.</w:t>
+        <w:t>Nedan följer beskrivningar av de naturvårdsarter och fridlysta arter som har sina livsmiljöer och växtplatser i den avverkningsanmälda skogen. Se även ytterligare artfakta i BILAGA 1. De påträffade naturvårdsarterna är ett tydligt kvitto på att det rör sig om en skog med höga naturvärden.</w:t>
+      </w:r>
+    </w:p>
+    <w:p>
+      <w:r>
+        <w:rPr>
+          <w:b/>
+        </w:rPr>
+        <w:t>Dropptaggsvamp (NT)</w:t>
+      </w:r>
+      <w:r>
+        <w:t xml:space="preserve"> bildar mykorrhiza med tall, främst i barrskog med trädkontinuitet, i magra, torra och ljusöppna lavtallskogar och i barrblandskogar med friskmossor och lingon i fältskiktet. Den totala populationen i landet har minskat och bedöms fortsätta minska till följd av slutavverkningar av tallskog. Det är högst oklart om arten långsiktigt kan etablera och reproducera sig i skogsbestånd som brukas med trakthyggesmetoder, markberedning, gödsling eller föryngring med förädlat plantmaterial. Uppfyller kriterierna för att bli rödlistad på grund av ny kunskap som visar att en större andel av populationen än tidigare bedömt är knuten till kontinuitetsbarrskog. Minskningstakten för den svenska populationen bedöms vara nära gränsvärdet för Sårbar (VU). Dropptaggsvamp är typisk art för </w:t>
+      </w:r>
+      <w:r>
+        <w:rPr>
+          <w:i/>
+        </w:rPr>
+        <w:t xml:space="preserve">9010 Taiga </w:t>
+      </w:r>
+      <w:r>
+        <w:t>(SLU Artdatabanken, 2026).</w:t>
+      </w:r>
+    </w:p>
+    <w:p>
+      <w:r>
+        <w:rPr>
+          <w:b/>
+        </w:rPr>
+        <w:t>Lunglav (NT)</w:t>
+      </w:r>
+      <w:r>
+        <w:t xml:space="preserve"> är en av vårt lands främsta signalarter som överallt indikerar gamla lövträd, skogsbestånd med höga naturvärden och ekosystem med långskoglig kontinuitet. Lokalt kan förekomsten vara mycket riklig men den hittas nästan enbart i gamla och ej slutavverkade skogar. Artens samtliga förekomster bör uppmärksammas från naturvårdssynpunkt, då många lokaler även hyser andra ovanliga och rödlistade arter. Rikliga förekomster bör skyddas med biotopskydd, frivilliga avsättningar eller reservat. På lunglav kan de sällsynta lavparasiterna lunglavshårprick (CR), </w:t>
+      </w:r>
+      <w:r>
+        <w:rPr>
+          <w:i/>
+        </w:rPr>
+        <w:t>Abrothallus diederichii</w:t>
+      </w:r>
+      <w:r>
+        <w:t xml:space="preserve"> (VU), </w:t>
+      </w:r>
+      <w:r>
+        <w:rPr>
+          <w:i/>
+        </w:rPr>
+        <w:t>Abrothallus lobariae</w:t>
+      </w:r>
+      <w:r>
+        <w:t xml:space="preserve"> (VU), </w:t>
+      </w:r>
+      <w:r>
+        <w:rPr>
+          <w:i/>
+        </w:rPr>
+        <w:t>Calycina lobariae</w:t>
+      </w:r>
+      <w:r>
+        <w:t xml:space="preserve"> (VU), lunglavsknapp (VU) och skrovelmössing (VU) påträffas. Lunglav är typisk art för </w:t>
+      </w:r>
+      <w:r>
+        <w:rPr>
+          <w:i/>
+        </w:rPr>
+        <w:t>9010 Taiga, 9020 Nordlig ädellövskog, 9110 Näringsfattig bokskog, 9130 Näringsrik bokskog, 9160 Näringsrik ekskog, 9180 Ädellövskog i branter, 9190 Näringsfattig ekskog, 9070 Trädklädd betesmark, 9040 Fjällbjörkskog</w:t>
+      </w:r>
+      <w:r>
+        <w:t xml:space="preserve"> och</w:t>
+      </w:r>
+      <w:r>
+        <w:rPr>
+          <w:i/>
+        </w:rPr>
+        <w:t xml:space="preserve"> 6530 Lövängar</w:t>
+      </w:r>
+      <w:r>
+        <w:t xml:space="preserve"> (SLU Artdatabanken, 2026; Nitare &amp; Skogsstyrelsen, 2019).</w:t>
+      </w:r>
+    </w:p>
+    <w:p>
+      <w:r>
+        <w:rPr>
+          <w:b/>
+        </w:rPr>
+        <w:t>Talltita (NT, §4)</w:t>
+      </w:r>
+      <w:r>
+        <w:t>, rödlistad som nära hotad och prioriterad art i Skogsvårdslagen, har häckningsrevir i anmälan. Arten har minskat kraftigt de senaste 30 åren och minskningstakten innevarande 10-årsperiod beräknas till 20 (10–30) %. Talltitan är synnerligen trogen sitt cirka 15 hektar stora revir och är beroende av flerskiktade olikåldriga skogar för att kunna föda upp sina ungar. Talltitan försvinner om dess livsmiljö kalavverkas (Eggers &amp; Low, 2014; Ekman, 1979; Griesser et al, 2007; Klein, 2020; Siffczyk et al, 2003; SLU Artdatabanken, 2021).</w:t>
+      </w:r>
+    </w:p>
+    <w:p>
+      <w:r>
+        <w:rPr>
+          <w:b/>
+        </w:rPr>
+        <w:t>Tretåig hackspett (NT, §4)</w:t>
+      </w:r>
+      <w:r>
+        <w:t xml:space="preserve"> är rödlistad som nära hotad och ingår i bilaga 1 i EU:s fågeldirektiv. Tretåig hackspett är för sin överlevnad beroende av kontinuerlig tillförsel av äldre döende och död ved, som sker genom naturliga självgallringsprocesser i äldre grannaturskogar och barrblandade naturskogar. Om en skog genom skogsbruk gallras eller glesas ur så upphör och uteblir i stort sett den naturliga självgallringsprocessen för mycket lång tid framöver vilket omöjliggör upprätthållandet av den kontinuerliga ekologiska funktionen i ett område. Det finns studier som visar att naturskogens självgallringsprocess som den tretåiga hackspetten är beroende av, inte kan ersättas med efterlämnad hänsyn i skogsbruket (Imbeau &amp; Desrochers, 2002). Storleken på häckningsreviret varierar med skogstypen, förekomsten av död ved och graden av fragmentering, men är i allmänhet i storleksordningen 25–100 hektar. Vintertid krävs ofta betydligt större områden och det finns studier som antyder att arten behöver minst 100 hektar äldre skog. I områden med låg bonitet kan det behövas över 200 hektar lämpligt habitat för att ett par ska kunna reproducera sig. Områden med dokumenterad permanent förekomst i naturskogsmiljöer har vanligen så stora naturvärden att skogsbruk är olämpligt. Tretåig hackspett är typisk art för </w:t>
+      </w:r>
+      <w:r>
+        <w:rPr>
+          <w:i/>
+        </w:rPr>
+        <w:t xml:space="preserve">9010 Taiga, 9740 Skogsbevuxen myr, 9030 Landhöjningsskog </w:t>
+      </w:r>
+      <w:r>
+        <w:t xml:space="preserve">och </w:t>
+      </w:r>
+      <w:r>
+        <w:rPr>
+          <w:i/>
+        </w:rPr>
+        <w:t>9040 Fjällbjörkskog</w:t>
+      </w:r>
+      <w:r>
+        <w:t xml:space="preserve"> (Skogsstyrelsen, 2016; SLU Artdatabanken, 2024).</w:t>
       </w:r>
     </w:p>
     <w:p>
@@ -308,6 +424,73 @@
         <w:rPr>
           <w:b/>
         </w:rPr>
+        <w:t xml:space="preserve">Grönpyrola </w:t>
+      </w:r>
+      <w:r>
+        <w:t xml:space="preserve">växer främst på sandig, torr eller frisk mark i äldre barrskog, ofta på isälvsmaterial såsom sand och grus. Den påträffas främst i äldre naturligt uppkomna barrskogar, exempelvis på tallmoar, i åssluttningar, dyner och rasbranter. Arten är känslig för skogsbruksmetoder såsom slutavverkning och markberedning. Grönpyrola är typisk art för </w:t>
+      </w:r>
+      <w:r>
+        <w:rPr>
+          <w:i/>
+        </w:rPr>
+        <w:t>9010 Taiga, 9060 Åsbarrskog</w:t>
+      </w:r>
+      <w:r>
+        <w:t xml:space="preserve"> och</w:t>
+      </w:r>
+      <w:r>
+        <w:rPr>
+          <w:i/>
+        </w:rPr>
+        <w:t xml:space="preserve"> 1610 Åsöar i Östersjön </w:t>
+      </w:r>
+      <w:r>
+        <w:t>(Nitare &amp; Skogsstyrelsen, 2019; SLU Artdatabanken, 2025).</w:t>
+      </w:r>
+    </w:p>
+    <w:p>
+      <w:r>
+        <w:rPr>
+          <w:b/>
+        </w:rPr>
+        <w:t>Luddlav</w:t>
+      </w:r>
+      <w:r>
+        <w:t xml:space="preserve"> signalerar lång skoglig kontinuitet med ett stabilt lokal- och mikroklimat med hög och jämn fuktighet. Luddlav är typisk art för </w:t>
+      </w:r>
+      <w:r>
+        <w:rPr>
+          <w:i/>
+        </w:rPr>
+        <w:t>9010 Taiga,</w:t>
+      </w:r>
+      <w:r>
+        <w:t xml:space="preserve"> </w:t>
+      </w:r>
+      <w:r>
+        <w:rPr>
+          <w:i/>
+        </w:rPr>
+        <w:t xml:space="preserve">9020 Nordlig ädellövskog, 9070 Trädklädd betesmark, 9110 Näringsfattig bokskog, 9180 Ädellövskog i branter </w:t>
+      </w:r>
+      <w:r>
+        <w:t>och</w:t>
+      </w:r>
+      <w:r>
+        <w:rPr>
+          <w:i/>
+        </w:rPr>
+        <w:t xml:space="preserve"> 9190 Näringsfattig ekskog </w:t>
+      </w:r>
+      <w:r>
+        <w:t>(Nitare &amp; Skogsstyrelsen, 2019; SLU Artdatabanken, 2025).</w:t>
+      </w:r>
+    </w:p>
+    <w:p>
+      <w:r>
+        <w:rPr>
+          <w:b/>
+        </w:rPr>
         <w:t xml:space="preserve">Skinnlav </w:t>
       </w:r>
       <w:r>
@@ -330,6 +513,84 @@
       </w:r>
       <w:r>
         <w:t>(Nitare &amp; Skogsstyrelsen, 2019; SLU Artdatabanken, 2025).</w:t>
+      </w:r>
+    </w:p>
+    <w:p>
+      <w:r>
+        <w:rPr>
+          <w:b/>
+        </w:rPr>
+        <w:t xml:space="preserve">Hultbräken </w:t>
+      </w:r>
+      <w:r>
+        <w:t xml:space="preserve">är typisk art för </w:t>
+      </w:r>
+      <w:r>
+        <w:rPr>
+          <w:i/>
+        </w:rPr>
+        <w:t xml:space="preserve">9050 Näringsrik granskog </w:t>
+      </w:r>
+      <w:r>
+        <w:t>(SLU Artdatabanken, 2025).</w:t>
+      </w:r>
+    </w:p>
+    <w:p>
+      <w:r>
+        <w:rPr>
+          <w:b/>
+        </w:rPr>
+        <w:t>Kransmossa</w:t>
+      </w:r>
+      <w:r>
+        <w:t xml:space="preserve"> är typisk art för </w:t>
+      </w:r>
+      <w:r>
+        <w:rPr>
+          <w:i/>
+        </w:rPr>
+        <w:t xml:space="preserve">9050 Näringsrik granskog </w:t>
+      </w:r>
+      <w:r>
+        <w:t xml:space="preserve">och </w:t>
+      </w:r>
+      <w:r>
+        <w:rPr>
+          <w:i/>
+        </w:rPr>
+        <w:t xml:space="preserve">6170 Alpina kalkgräsmarker </w:t>
+      </w:r>
+      <w:r>
+        <w:t>(SLU Artdatabanken, 2025).</w:t>
+      </w:r>
+    </w:p>
+    <w:p>
+      <w:r>
+        <w:rPr>
+          <w:b/>
+        </w:rPr>
+        <w:t>Spillkråka (§4)</w:t>
+      </w:r>
+      <w:r>
+        <w:t xml:space="preserve"> omfattas av bilaga 1 i EU:s fågeldirektiv och är typisk art för </w:t>
+      </w:r>
+      <w:r>
+        <w:rPr>
+          <w:i/>
+        </w:rPr>
+        <w:t xml:space="preserve">9010 Taiga </w:t>
+      </w:r>
+      <w:r>
+        <w:t>och</w:t>
+      </w:r>
+      <w:r>
+        <w:rPr>
+          <w:i/>
+        </w:rPr>
+        <w:t xml:space="preserve"> 9740 Skogsbevuxen myr</w:t>
+      </w:r>
+      <w:r>
+        <w:t>. Den behöver grova träd, främst tall, asp och bok som boträd. Skogsbruk med korta omloppstider och täta, homogena ungskogar utgör det största hotet. Spillkråka är en nyckelart i skogliga miljöer vars övergivna bohål utnyttjas av flera andra hålhäckande fågelarter och fladdermöss, däribland pärluggla (EN, §4), knipa (§4), salskrake (§4) och skogsduva (§4). Hökuggla (VU, §4) och slaguggla (§4) häckar ofta i högstubbar som brutits av i höjd med ett gammalt spillkråkebo (SLU Artdatabanken, 2026; Skogsstyrelsen, 2016).</w:t>
       </w:r>
     </w:p>
     <w:p>
@@ -384,6 +645,22 @@
       <w:r>
         <w:t>I den avverkningsanmälda skogen har fridlysta arter sina livsmiljöer och växtplatser. Att skada de fridlysta arternas livsmiljöer, växtplatser eller ekologiska funktion är inte tillåtet enligt artskyddsförordningen.</w:t>
       </w:r>
+      <w:r>
+        <w:rPr>
+          <w:i/>
+        </w:rPr>
+        <w:t xml:space="preserve"> EU:s medlemsländer och skogsbolag är skyldiga att agera i enlighet med EU:s fågeldirektiv där det uttryckligen står att direktivet gäller för fåglar samt för deras ägg, bon och </w:t>
+      </w:r>
+      <w:r>
+        <w:rPr>
+          <w:b/>
+          <w:i/>
+        </w:rPr>
+        <w:t xml:space="preserve">livsmiljöer </w:t>
+      </w:r>
+      <w:r>
+        <w:t>(artikel 1). Vidare att de åtgärder som vidtas inte får leda till en försämring av den nuvarande situationen beträffande bevarandet av de fågelarter som avses i artikel 1 (artikel 13).</w:t>
+      </w:r>
     </w:p>
     <w:p>
       <w:r>
@@ -422,7 +699,7 @@
         <w:rPr>
           <w:i/>
         </w:rPr>
-        <w:t>I det avverkningsanmälda skogsområdet har 2 naturvårdsarter varav 1 rödlistade arter sina livsmiljöer och växtplatser.</w:t>
+        <w:t>I det avverkningsanmälda skogsområdet har 11 naturvårdsarter varav 5 rödlistade arter sina livsmiljöer och växtplatser.</w:t>
       </w:r>
     </w:p>
     <w:p>
@@ -607,6 +884,513 @@
           <w:i/>
         </w:rPr>
         <w:t>I den avverkningsanmälda skogen har fridlysta arter sina livsmiljöer och växtplatser. Att skada de fridlysta arternas livsmiljöer, växtplatser eller ekologiska funktion är inte tillåtet enligt artskyddsförordningen</w:t>
+      </w:r>
+    </w:p>
+    <w:p>
+      <w:r>
+        <w:br w:type="page"/>
+      </w:r>
+    </w:p>
+    <w:p>
+      <w:pPr>
+        <w:pStyle w:val="Title"/>
+      </w:pPr>
+      <w:r>
+        <w:t>BILAGA 1 –</w:t>
+        <w:br/>
+        <w:t>Fridlysta och rödlistade arter</w:t>
+      </w:r>
+    </w:p>
+    <w:p>
+      <w:pPr>
+        <w:pStyle w:val="Heading1"/>
+      </w:pPr>
+      <w:r>
+        <w:t>Lunglav – ekologi samt krav på livsmiljön</w:t>
+      </w:r>
+    </w:p>
+    <w:p>
+      <w:r>
+        <w:t xml:space="preserve">Lunglav (NT) är en av vårt lands främsta signalarter som överallt indikerar gamla lövträd, skogsbestånd med höga naturvärden och ekosystem med lång skoglig kontinuitet. Lokalt kan förekomsten vara mycket riklig men den hittas nästan enbart i gamla och ej slutavverkade skogar. Artens samtliga förekomster bör uppmärksammas från naturvårdssynpunkt, då många lokaler även hyser andra ovanliga och rödlistade arter, däribland de sällsynta lavparasiterna lunglavshårprick (CR), </w:t>
+      </w:r>
+      <w:r>
+        <w:rPr>
+          <w:i/>
+        </w:rPr>
+        <w:t>Abrothallus diederichii</w:t>
+      </w:r>
+      <w:r>
+        <w:t xml:space="preserve"> (VU), </w:t>
+      </w:r>
+      <w:r>
+        <w:rPr>
+          <w:i/>
+        </w:rPr>
+        <w:t>Abrothallus lobariae</w:t>
+      </w:r>
+      <w:r>
+        <w:t xml:space="preserve"> (VU), </w:t>
+      </w:r>
+      <w:r>
+        <w:rPr>
+          <w:i/>
+        </w:rPr>
+        <w:t>Calycina lobariae</w:t>
+      </w:r>
+      <w:r>
+        <w:t xml:space="preserve"> (VU), lunglavsknapp (VU) och skrovelmössing (VU), som växer på lunglav. Rikliga förekomster med lunglav bör skyddas med biotopskydd, frivilliga avsättningar eller reservat (SLU Artdatabanken, 2026; Nitare &amp; Skogsstyrelsen, 2019).</w:t>
+      </w:r>
+    </w:p>
+    <w:p>
+      <w:r>
+        <w:t xml:space="preserve">Lunglav är typisk art för </w:t>
+      </w:r>
+      <w:r>
+        <w:rPr>
+          <w:i/>
+        </w:rPr>
+        <w:t>9010 Taiga, 9020 Nordlig ädellövskog, 9110 Näringsfattig bokskog, 9130 Näringsrik bokskog, 9160 Näringsrik ekskog, 9180 Ädellövskog i branter, 9190 Näringsfattig ekskog, 9070 Trädklädd betesmark, 9040 Fjällbjörkskog</w:t>
+      </w:r>
+      <w:r>
+        <w:t xml:space="preserve"> och</w:t>
+      </w:r>
+      <w:r>
+        <w:rPr>
+          <w:i/>
+        </w:rPr>
+        <w:t xml:space="preserve"> 6530 Lövängar</w:t>
+      </w:r>
+      <w:r>
+        <w:t xml:space="preserve"> (SLU Artdatabanken, 2026).</w:t>
+      </w:r>
+    </w:p>
+    <w:p>
+      <w:pPr>
+        <w:pStyle w:val="Heading2"/>
+      </w:pPr>
+      <w:r>
+        <w:t>Referenser – lunglav</w:t>
+      </w:r>
+    </w:p>
+    <w:p>
+      <w:r>
+        <w:t xml:space="preserve">Nitare, J. och Skogsstyrelsen, 2019. </w:t>
+      </w:r>
+      <w:r>
+        <w:rPr>
+          <w:i/>
+        </w:rPr>
+        <w:t xml:space="preserve">Skyddsvärd skog – Naturvårdsarter och andra kriterier för naturvärdesbedömning. </w:t>
+      </w:r>
+      <w:r>
+        <w:t>Skogsstyrelsen.</w:t>
+      </w:r>
+    </w:p>
+    <w:p>
+      <w:r>
+        <w:t xml:space="preserve">SLU Artdatabanken, 2026. </w:t>
+      </w:r>
+      <w:r>
+        <w:rPr>
+          <w:i/>
+        </w:rPr>
+        <w:t xml:space="preserve">Artfaktablad. Naturvård – artfakta. </w:t>
+      </w:r>
+      <w:r>
+        <w:t>SLU Artdatabanken, Uppsala.</w:t>
+      </w:r>
+    </w:p>
+    <w:p>
+      <w:pPr>
+        <w:pStyle w:val="Heading1"/>
+      </w:pPr>
+      <w:r>
+        <w:t>Talltita – ekologi samt krav på livsmiljön</w:t>
+      </w:r>
+    </w:p>
+    <w:p>
+      <w:r>
+        <w:t>Talltita är rödlistad som NT, fridlyst och prioriterad art i Skogsvårdslagen. Den omfattas av EU:s fågeldirektiv. Arten har minskat kraftigt de senaste 30 åren och minskningstakten innevarande 10-årsperiod beräknas till 20 (10–30) % (SLU Artdatabanken, 2022).</w:t>
+      </w:r>
+    </w:p>
+    <w:p>
+      <w:r>
+        <w:t>Talltita föredrar större sammanhängande barrskogar, och finns såväl i tallskog som granskog och i lövblandad barrskog. Skogens struktur är viktig och ska helst vara flerskiktad med riklig underväxt av mindre granar, björk och andra lövträd och buskar. Tillgång på murknande högstubbar är särskilt viktig, eftersom talltitan helst själv hackar ut sitt bohål (SLU Artdatabanken, 2022).</w:t>
+      </w:r>
+    </w:p>
+    <w:p>
+      <w:r>
+        <w:t>Det finns flera studier som visar att talltita är känslig för gallring och inte överlever när dess livsmiljö kalavverkas (Eggers and Low, 2014; Griesser et al., 2007; Klein, 2020). Talltitans revir är förhållandevis stora, 10–20 hektar och arten missgynnas när skogen fragmenteras. Kalavverkning av större delar av reviret innebär att det överges (Artdatabanken, 2021).</w:t>
+      </w:r>
+    </w:p>
+    <w:p>
+      <w:r>
+        <w:t>Talltitan är synnerligen trogen sitt revir så länge paret lever och biotopen förblir intakt. Paret stannar i sitt revir året om. En förlust av ett revir har därför en stor inverkan på den lokala populationen och trakthyggesbruket anses vara orsak till den svenska populationens kraftiga minskning. Talltiteparets revirtrohet innebär att närhelst under året man observerar en adult talltita så ingår denna plats i reviret (Siffczyk et al., 2003; Ekman, 1979).</w:t>
+      </w:r>
+    </w:p>
+    <w:p>
+      <w:pPr>
+        <w:pStyle w:val="Heading2"/>
+      </w:pPr>
+      <w:r>
+        <w:t>Referenser – talltita</w:t>
+      </w:r>
+    </w:p>
+    <w:p>
+      <w:r>
+        <w:t xml:space="preserve">Eggers, S., Low, M., 2014. </w:t>
+      </w:r>
+      <w:r>
+        <w:rPr>
+          <w:i/>
+        </w:rPr>
+        <w:t xml:space="preserve">Differential demographic responses of sympatric Parids to vegetation management in boreal forest. </w:t>
+      </w:r>
+      <w:r>
+        <w:t>For. Ecol. Manage. 319, 169–175.</w:t>
+      </w:r>
+    </w:p>
+    <w:p>
+      <w:r>
+        <w:t xml:space="preserve">Ekman, J., 1979. </w:t>
+      </w:r>
+      <w:r>
+        <w:rPr>
+          <w:i/>
+        </w:rPr>
+        <w:t xml:space="preserve">Coherence, composition and territories of winter social groups of the Willow Tit Parus montanus and the Crested Tit P. cristatus. </w:t>
+      </w:r>
+      <w:r>
+        <w:t>Ornis Scandinavica, 10, pp 56–68</w:t>
+      </w:r>
+    </w:p>
+    <w:p>
+      <w:r>
+        <w:t xml:space="preserve">Griesser, M., Nystrand, M., Eggers, S., Ekman, J., 2007. </w:t>
+      </w:r>
+      <w:r>
+        <w:rPr>
+          <w:i/>
+        </w:rPr>
+        <w:t xml:space="preserve">Impact of forestry practices on fitness correlates and population productivity in an open-nesting bird species. </w:t>
+      </w:r>
+      <w:r>
+        <w:t>Conserv. Biol. 21, 767–774. https://doi.org/10.1111/j.1523- 1739.2007.00675.x</w:t>
+      </w:r>
+    </w:p>
+    <w:p>
+      <w:r>
+        <w:t xml:space="preserve">Klein, J., 2020. </w:t>
+      </w:r>
+      <w:r>
+        <w:rPr>
+          <w:i/>
+        </w:rPr>
+        <w:t xml:space="preserve">The forgotten forest – On thinning, retention, and biodiversity in the boreal forest. </w:t>
+      </w:r>
+      <w:r>
+        <w:t>Doctoral Thesis No. 2020:50</w:t>
+      </w:r>
+    </w:p>
+    <w:p>
+      <w:r>
+        <w:t xml:space="preserve">Siffczyk, C., Brotons, L., Kangas, K., Orell, M., 2003. </w:t>
+      </w:r>
+      <w:r>
+        <w:rPr>
+          <w:i/>
+        </w:rPr>
+        <w:t xml:space="preserve">Home range size of willow tits. </w:t>
+      </w:r>
+      <w:r>
+        <w:t>Oecologica, 136, 635–642 (2003)</w:t>
+      </w:r>
+    </w:p>
+    <w:p>
+      <w:r>
+        <w:t xml:space="preserve">SLU Artdatabanken, 2021. </w:t>
+      </w:r>
+      <w:r>
+        <w:rPr>
+          <w:i/>
+        </w:rPr>
+        <w:t xml:space="preserve">Artfaktablad. Naturvård – artfakta. </w:t>
+      </w:r>
+      <w:r>
+        <w:t>SLU Artdatabanken, Uppsala</w:t>
+      </w:r>
+    </w:p>
+    <w:p>
+      <w:pPr>
+        <w:pStyle w:val="Heading1"/>
+      </w:pPr>
+      <w:r>
+        <w:t>Tretåig hackspett – ekologi samt krav på livsmiljön</w:t>
+      </w:r>
+    </w:p>
+    <w:p>
+      <w:r>
+        <w:t xml:space="preserve">Tretåig hackspett (NT) är fridlyst enligt §4 Artskyddsförordningen och finns med som prioriterad art i Skogsstyrelsen vägledning för skogsbruket (bilaga 4 till SVL). I vägledningen står bland annat att: </w:t>
+      </w:r>
+      <w:r>
+        <w:rPr>
+          <w:i/>
+        </w:rPr>
+        <w:t xml:space="preserve">“Tretåig hackspett har stora arealkrav och höga krav på sin livsmiljö. Omdaningen av naturskogar till kulturskogar medför en förlust av viktiga miljöer, något som förstärks av ökad fragmentering till följd av avverkningar.” </w:t>
+      </w:r>
+      <w:r>
+        <w:t xml:space="preserve">Vidare att: </w:t>
+      </w:r>
+      <w:r>
+        <w:rPr>
+          <w:i/>
+        </w:rPr>
+        <w:t>“Områden med dokumenterad permanent förekomst i naturskogsmiljöer har vanligen så stora naturvärden att skogsbruk är olämpligt”</w:t>
+      </w:r>
+      <w:r>
+        <w:t xml:space="preserve"> (SLU Artdatabanken, 2024; Skogsstyrelsen, 2016)</w:t>
+      </w:r>
+      <w:r>
+        <w:rPr>
+          <w:i/>
+        </w:rPr>
+        <w:t>.</w:t>
+      </w:r>
+    </w:p>
+    <w:p>
+      <w:r>
+        <w:t>Tretåig hackspett är beroende av större sammanhängande naturskogar med kontinuerlig tillgång och nybildning av död ved och fragmentering av livsmiljöerna utgör ett stort hot mot arten (se exempelvis Stachura-Skierczynska et al., 2009; Wesolowski et al., 2005; Butler et al., 2004; Pakkala et al., 2002; Amcoff et al., 1996; Virkkala, 1991). Det finns studier som visar att naturskogens självgallringsprocess som den tretåiga hackspetten är beroende av, inte kan ersättas med efterlämnad hänsyn i skogsbruket (Imbeau &amp; Desrochers, 2002).</w:t>
+      </w:r>
+    </w:p>
+    <w:p>
+      <w:r>
+        <w:t>Permanenta revir av tretåig hackspett karaktäriseras ofta av artens typiska ringformigt ordnade hackmärken på framför allt gamla granar. För att säkerställa att inte revir av tretåig hackspett drabbas av avverkningsplanerna bör en inventering göras i området både under häckningstid och under vintern, då arten utnyttjar betydligt större områden än under sommarens häckningsrevir. Storleken på häckningsreviret varierar med skogstypen, förekomsten av död ved och graden av fragmentering, men är i allmänhet i storleksordningen 25–100 hektar (SLU Artdatabanken, 2024; Skogsstyrelsen, 2016).</w:t>
+      </w:r>
+    </w:p>
+    <w:p>
+      <w:r>
+        <w:t xml:space="preserve">Förutom fridlysning enligt §4 Artskyddsförordningen är tretåig hackspett även förtecknad i EU:s fågeldirektiv bilaga 1. Den är typisk art för </w:t>
+      </w:r>
+      <w:r>
+        <w:rPr>
+          <w:i/>
+        </w:rPr>
+        <w:t xml:space="preserve">9010 Taiga, 9740 Skogsbevuxen myr, 9030 Landhöjningsskog </w:t>
+      </w:r>
+      <w:r>
+        <w:t xml:space="preserve">och </w:t>
+      </w:r>
+      <w:r>
+        <w:rPr>
+          <w:i/>
+        </w:rPr>
+        <w:t>9040 Fjällbjörkskog</w:t>
+      </w:r>
+      <w:r>
+        <w:t xml:space="preserve"> samt ingår i Natura 2000 och är förtecknad i Bernkonventionen bilaga II (strikt skyddade djurarter) (SLU Artdatabanken, 2024; Skogsstyrelsen, 2016).</w:t>
+      </w:r>
+    </w:p>
+    <w:p>
+      <w:pPr>
+        <w:pStyle w:val="Heading2"/>
+      </w:pPr>
+      <w:r>
+        <w:t>Referenser – tretåig hackspett</w:t>
+      </w:r>
+    </w:p>
+    <w:p>
+      <w:r>
+        <w:t xml:space="preserve">Amcoff, M. &amp; Eriksson, P. 1996. </w:t>
+      </w:r>
+      <w:r>
+        <w:rPr>
+          <w:i/>
+        </w:rPr>
+        <w:t xml:space="preserve">Förekomst av tretåig hackspett Picoides tridactylus på bestånds- och landskapsnivå. </w:t>
+      </w:r>
+      <w:r>
+        <w:t>Ornis Svecica 6: 107–119.</w:t>
+      </w:r>
+    </w:p>
+    <w:p>
+      <w:r>
+        <w:t xml:space="preserve">Butler, R., Angelstam, P., Ekelund, P. &amp; Schlaeffer, R. 2004. </w:t>
+      </w:r>
+      <w:r>
+        <w:rPr>
+          <w:i/>
+        </w:rPr>
+        <w:t xml:space="preserve">Dead wood threshold values for the three-toed woodpecker presence in boreal and sub-Alpine forest. </w:t>
+      </w:r>
+      <w:r>
+        <w:t>Biological conservation 119(3): 305–318.</w:t>
+      </w:r>
+    </w:p>
+    <w:p>
+      <w:r>
+        <w:t xml:space="preserve">Imbeau, L. &amp; Desrochers, A. 2002. </w:t>
+      </w:r>
+      <w:r>
+        <w:rPr>
+          <w:i/>
+        </w:rPr>
+        <w:t xml:space="preserve">Foraging Ecology and Use of Drumming Trees by Three-Toed Woodpeckers. </w:t>
+      </w:r>
+      <w:r>
+        <w:t>The Journal of Wildlife Management. Vol. 66, No. 1 (Jan., 2002), pp. 222–231.</w:t>
+      </w:r>
+    </w:p>
+    <w:p>
+      <w:r>
+        <w:t xml:space="preserve">Pakkala, T., Hanski, I. &amp; Tomppo, E. 2002. </w:t>
+      </w:r>
+      <w:r>
+        <w:rPr>
+          <w:i/>
+        </w:rPr>
+        <w:t xml:space="preserve">Spatial ecology of the three-toed woodpecker in managed forest landscapes. </w:t>
+      </w:r>
+      <w:r>
+        <w:t>Silva Fennica 36(1): 279–288.</w:t>
+      </w:r>
+    </w:p>
+    <w:p>
+      <w:r>
+        <w:t xml:space="preserve">Skogsstyrelsen, 2016. </w:t>
+      </w:r>
+      <w:r>
+        <w:rPr>
+          <w:i/>
+        </w:rPr>
+        <w:t>Vägledning för hänsyn till fåglar – Tretåig hackspett.</w:t>
+      </w:r>
+    </w:p>
+    <w:p>
+      <w:r>
+        <w:t xml:space="preserve">SLU Artdatabanken, 2024. </w:t>
+      </w:r>
+      <w:r>
+        <w:rPr>
+          <w:i/>
+        </w:rPr>
+        <w:t xml:space="preserve">Artfaktablad. Naturvård – artfakta. </w:t>
+      </w:r>
+      <w:r>
+        <w:t>SLU Artdatabanken, Uppsala.</w:t>
+      </w:r>
+    </w:p>
+    <w:p>
+      <w:r>
+        <w:t xml:space="preserve">Stachura-Skierczynska, K., Tumiel, T. &amp; Skierczynski, M. 2009. </w:t>
+      </w:r>
+      <w:r>
+        <w:rPr>
+          <w:i/>
+        </w:rPr>
+        <w:t xml:space="preserve">Habitat prediction model for three-toed woodpecker and its implications for the conservation of biologically valuable forests. </w:t>
+      </w:r>
+      <w:r>
+        <w:t>Forest Ecology and Management 258(5): 697–703.</w:t>
+      </w:r>
+    </w:p>
+    <w:p>
+      <w:r>
+        <w:t xml:space="preserve">Virkkala, R. 1991. </w:t>
+      </w:r>
+      <w:r>
+        <w:rPr>
+          <w:i/>
+        </w:rPr>
+        <w:t xml:space="preserve">Population trends of forest birds in a Finnish Lapland landscape of large habitat blocks – Consequences of stochastic environmental variation or regional habitat alteration. </w:t>
+      </w:r>
+      <w:r>
+        <w:t>Biological conservation 56(2): 223–240.</w:t>
+      </w:r>
+    </w:p>
+    <w:p>
+      <w:r>
+        <w:t xml:space="preserve">Wesolowski, T., Czeszczewik, D. &amp; Rowinski, P. 2005. </w:t>
+      </w:r>
+      <w:r>
+        <w:rPr>
+          <w:i/>
+        </w:rPr>
+        <w:t xml:space="preserve">Effects of forest management on Three-toed Woodpecker Picoides tridactylus distribution in the Bialowieza Forest (NE Poland): conservation implications. </w:t>
+      </w:r>
+      <w:r>
+        <w:t>Acta Ornithologica 40(1): 53–60.</w:t>
+      </w:r>
+    </w:p>
+    <w:p>
+      <w:pPr>
+        <w:pStyle w:val="Heading1"/>
+      </w:pPr>
+      <w:r>
+        <w:t>Spillkråka – ekologi samt krav på livsmiljön</w:t>
+      </w:r>
+    </w:p>
+    <w:p>
+      <w:r>
+        <w:t xml:space="preserve">Spillkråka (§4) ingår i bilaga 1 EU:s fågeldirektiv och är typisk art för </w:t>
+      </w:r>
+      <w:r>
+        <w:rPr>
+          <w:i/>
+        </w:rPr>
+        <w:t xml:space="preserve">9010 Taiga </w:t>
+      </w:r>
+      <w:r>
+        <w:t>och</w:t>
+      </w:r>
+      <w:r>
+        <w:rPr>
+          <w:i/>
+        </w:rPr>
+        <w:t xml:space="preserve"> 9740 Skogsbevuxen myr</w:t>
+      </w:r>
+      <w:r>
+        <w:t>. Den lever i både barr- och blandskog liksom i ren lövskog. De tätaste populationerna tenderar att finnas i äldre, variationsrik blandskog med gott om död ved och gamla träd. Varje par utnyttjar 400–1000 hektar skog beroende på skogens kvalitet. Skogsbruk med korta omloppstider och täta, homogena ungskogar utgör det största hotet (SLU Artdatabanken, 2026).</w:t>
+      </w:r>
+    </w:p>
+    <w:p>
+      <w:r>
+        <w:t>Spillkråka är en nyckelart i skogliga miljöer vars övergivna bohål utnyttjas av flera andra hålhäckande fågelarter och fladdermöss, däribland pärluggla (EN, §4), knipa (§4), salskrake (§4) och skogsduva (§4). Hökuggla (VU, §4) och slaguggla (§4) häckar ofta i högstubbar som brutits av i höjd med ett gammalt spillkråkebo (Skogsstyrelsen, 2016).</w:t>
+      </w:r>
+    </w:p>
+    <w:p>
+      <w:pPr>
+        <w:pStyle w:val="Heading2"/>
+      </w:pPr>
+      <w:r>
+        <w:t>Referenser – spillkråka</w:t>
+      </w:r>
+    </w:p>
+    <w:p>
+      <w:r>
+        <w:t xml:space="preserve">Skogsstyrelsen, 2016. </w:t>
+      </w:r>
+      <w:r>
+        <w:rPr>
+          <w:i/>
+        </w:rPr>
+        <w:t xml:space="preserve">Vägledning för hänsyn till spillkråka. </w:t>
+      </w:r>
+      <w:r>
+        <w:t>Vägledningar och kunskapsstöd artskydd – Skogsstyrelsen.</w:t>
+      </w:r>
+    </w:p>
+    <w:p>
+      <w:r>
+        <w:t xml:space="preserve">SLU Artdatabanken, 2026. </w:t>
+      </w:r>
+      <w:r>
+        <w:rPr>
+          <w:i/>
+        </w:rPr>
+        <w:t xml:space="preserve">Artfaktablad. Naturvård – artfakta. </w:t>
+      </w:r>
+      <w:r>
+        <w:t>SLU Artdatabanken, Uppsala.</w:t>
       </w:r>
     </w:p>
     <w:sectPr>
@@ -737,7 +1521,7 @@
     <w:r>
       <w:tab/>
       <w:tab/>
-      <w:t>2026-07-16</w:t>
+      <w:t>2026-07-17</w:t>
       <w:br/>
       <w:br/>
     </w:r>

--- a/klagomål/A 28206-2026 FSC-klagomål.docx
+++ b/klagomål/A 28206-2026 FSC-klagomål.docx
@@ -1521,7 +1521,7 @@
     <w:r>
       <w:tab/>
       <w:tab/>
-      <w:t>2026-07-17</w:t>
+      <w:t>2026-07-18</w:t>
       <w:br/>
       <w:br/>
     </w:r>

--- a/klagomål/A 28206-2026 FSC-klagomål.docx
+++ b/klagomål/A 28206-2026 FSC-klagomål.docx
@@ -1521,7 +1521,7 @@
     <w:r>
       <w:tab/>
       <w:tab/>
-      <w:t>2026-07-18</w:t>
+      <w:t>2026-07-19</w:t>
       <w:br/>
       <w:br/>
     </w:r>

--- a/klagomål/A 28206-2026 FSC-klagomål.docx
+++ b/klagomål/A 28206-2026 FSC-klagomål.docx
@@ -1521,7 +1521,7 @@
     <w:r>
       <w:tab/>
       <w:tab/>
-      <w:t>2026-07-19</w:t>
+      <w:t>2026-07-20</w:t>
       <w:br/>
       <w:br/>
     </w:r>

--- a/klagomål/A 28206-2026 FSC-klagomål.docx
+++ b/klagomål/A 28206-2026 FSC-klagomål.docx
@@ -1521,7 +1521,7 @@
     <w:r>
       <w:tab/>
       <w:tab/>
-      <w:t>2026-07-20</w:t>
+      <w:t>2026-07-21</w:t>
       <w:br/>
       <w:br/>
     </w:r>

--- a/klagomål/A 28206-2026 FSC-klagomål.docx
+++ b/klagomål/A 28206-2026 FSC-klagomål.docx
@@ -1521,7 +1521,7 @@
     <w:r>
       <w:tab/>
       <w:tab/>
-      <w:t>2026-07-21</w:t>
+      <w:t>2026-07-22</w:t>
       <w:br/>
       <w:br/>
     </w:r>

--- a/klagomål/A 28206-2026 FSC-klagomål.docx
+++ b/klagomål/A 28206-2026 FSC-klagomål.docx
@@ -1521,7 +1521,7 @@
     <w:r>
       <w:tab/>
       <w:tab/>
-      <w:t>2026-07-22</w:t>
+      <w:t>2026-07-23</w:t>
       <w:br/>
       <w:br/>
     </w:r>

--- a/klagomål/A 28206-2026 FSC-klagomål.docx
+++ b/klagomål/A 28206-2026 FSC-klagomål.docx
@@ -1521,7 +1521,7 @@
     <w:r>
       <w:tab/>
       <w:tab/>
-      <w:t>2026-07-23</w:t>
+      <w:t>2026-07-24</w:t>
       <w:br/>
       <w:br/>
     </w:r>

--- a/klagomål/A 28206-2026 FSC-klagomål.docx
+++ b/klagomål/A 28206-2026 FSC-klagomål.docx
@@ -1521,7 +1521,7 @@
     <w:r>
       <w:tab/>
       <w:tab/>
-      <w:t>2026-07-24</w:t>
+      <w:t>2026-07-25</w:t>
       <w:br/>
       <w:br/>
     </w:r>

--- a/klagomål/A 28206-2026 FSC-klagomål.docx
+++ b/klagomål/A 28206-2026 FSC-klagomål.docx
@@ -1521,7 +1521,7 @@
     <w:r>
       <w:tab/>
       <w:tab/>
-      <w:t>2026-07-25</w:t>
+      <w:t>2026-07-26</w:t>
       <w:br/>
       <w:br/>
     </w:r>

--- a/klagomål/A 28206-2026 FSC-klagomål.docx
+++ b/klagomål/A 28206-2026 FSC-klagomål.docx
@@ -1521,7 +1521,7 @@
     <w:r>
       <w:tab/>
       <w:tab/>
-      <w:t>2026-07-26</w:t>
+      <w:t>2026-07-27</w:t>
       <w:br/>
       <w:br/>
     </w:r>

--- a/klagomål/A 28206-2026 FSC-klagomål.docx
+++ b/klagomål/A 28206-2026 FSC-klagomål.docx
@@ -1521,7 +1521,7 @@
     <w:r>
       <w:tab/>
       <w:tab/>
-      <w:t>2026-07-27</w:t>
+      <w:t>2026-07-28</w:t>
       <w:br/>
       <w:br/>
     </w:r>

--- a/klagomål/A 28206-2026 FSC-klagomål.docx
+++ b/klagomål/A 28206-2026 FSC-klagomål.docx
@@ -1521,7 +1521,7 @@
     <w:r>
       <w:tab/>
       <w:tab/>
-      <w:t>2026-07-28</w:t>
+      <w:t>2026-07-29</w:t>
       <w:br/>
       <w:br/>
     </w:r>

--- a/klagomål/A 28206-2026 FSC-klagomål.docx
+++ b/klagomål/A 28206-2026 FSC-klagomål.docx
@@ -1521,7 +1521,7 @@
     <w:r>
       <w:tab/>
       <w:tab/>
-      <w:t>2026-07-29</w:t>
+      <w:t>2026-07-30</w:t>
       <w:br/>
       <w:br/>
     </w:r>

--- a/klagomål/A 28206-2026 FSC-klagomål.docx
+++ b/klagomål/A 28206-2026 FSC-klagomål.docx
@@ -1521,7 +1521,7 @@
     <w:r>
       <w:tab/>
       <w:tab/>
-      <w:t>2026-07-30</w:t>
+      <w:t>2026-07-31</w:t>
       <w:br/>
       <w:br/>
     </w:r>

--- a/klagomål/A 28206-2026 FSC-klagomål.docx
+++ b/klagomål/A 28206-2026 FSC-klagomål.docx
@@ -1521,7 +1521,7 @@
     <w:r>
       <w:tab/>
       <w:tab/>
-      <w:t>2026-07-31</w:t>
+      <w:t>2026-08-01</w:t>
       <w:br/>
       <w:br/>
     </w:r>

--- a/klagomål/A 28206-2026 FSC-klagomål.docx
+++ b/klagomål/A 28206-2026 FSC-klagomål.docx
@@ -1521,7 +1521,7 @@
     <w:r>
       <w:tab/>
       <w:tab/>
-      <w:t>2026-08-01</w:t>
+      <w:t>2026-08-02</w:t>
       <w:br/>
       <w:br/>
     </w:r>

--- a/klagomål/A 28206-2026 FSC-klagomål.docx
+++ b/klagomål/A 28206-2026 FSC-klagomål.docx
@@ -1521,7 +1521,7 @@
     <w:r>
       <w:tab/>
       <w:tab/>
-      <w:t>2026-08-02</w:t>
+      <w:t>2026-08-03</w:t>
       <w:br/>
       <w:br/>
     </w:r>

--- a/klagomål/A 28206-2026 FSC-klagomål.docx
+++ b/klagomål/A 28206-2026 FSC-klagomål.docx
@@ -1521,7 +1521,7 @@
     <w:r>
       <w:tab/>
       <w:tab/>
-      <w:t>2026-08-03</w:t>
+      <w:t>2026-08-05</w:t>
       <w:br/>
       <w:br/>
     </w:r>

--- a/klagomål/A 28206-2026 FSC-klagomål.docx
+++ b/klagomål/A 28206-2026 FSC-klagomål.docx
@@ -1521,7 +1521,7 @@
     <w:r>
       <w:tab/>
       <w:tab/>
-      <w:t>2026-08-05</w:t>
+      <w:t>2026-08-07</w:t>
       <w:br/>
       <w:br/>
     </w:r>

--- a/klagomål/A 28206-2026 FSC-klagomål.docx
+++ b/klagomål/A 28206-2026 FSC-klagomål.docx
@@ -1521,7 +1521,7 @@
     <w:r>
       <w:tab/>
       <w:tab/>
-      <w:t>2026-08-07</w:t>
+      <w:t>2026-08-08</w:t>
       <w:br/>
       <w:br/>
     </w:r>

--- a/klagomål/A 28206-2026 FSC-klagomål.docx
+++ b/klagomål/A 28206-2026 FSC-klagomål.docx
@@ -163,7 +163,7 @@
         <w:pStyle w:val="Title"/>
       </w:pPr>
       <w:r>
-        <w:t>Inledande FSC- /PEFC-klagomål – information om höga naturvärden i avverkningsanmälan A 28206-2026 i Skellefteå kommun</w:t>
+        <w:t>Inledande FSC- /PEFC-klagomål – information om höga naturvärden och fridlysta arter i avverkningsanmälan A 28206-2026 i Skellefteå kommun</w:t>
       </w:r>
     </w:p>
     <w:p>
@@ -178,7 +178,7 @@
       <w:r>
         <w:drawing>
           <wp:inline xmlns:a="http://schemas.openxmlformats.org/drawingml/2006/main" xmlns:pic="http://schemas.openxmlformats.org/drawingml/2006/picture">
-            <wp:extent cx="4183831" cy="5724000"/>
+            <wp:extent cx="4736561" cy="5724000"/>
             <wp:docPr id="1" name="Picture 1"/>
             <wp:cNvGraphicFramePr>
               <a:graphicFrameLocks noChangeAspect="1"/>
@@ -199,7 +199,7 @@
                   <pic:spPr>
                     <a:xfrm>
                       <a:off x="0" y="0"/>
-                      <a:ext cx="4183831" cy="5724000"/>
+                      <a:ext cx="4736561" cy="5724000"/>
                     </a:xfrm>
                     <a:prstGeom prst="rect"/>
                   </pic:spPr>
@@ -216,12 +216,12 @@
         <w:spacing w:after="240"/>
       </w:pPr>
       <w:r>
-        <w:t>Figur 1. Fyndplatser för naturvårdsarter i och inom 7 meter från avverkningsanmälan. Markörer utan svart kant är placerade på fyndplatsen. Markörer med svart kant är placerade vid sidan av fyndplatsen har ett svart streck som visar fyndplatsens exakta position. Kartans mittpunktskoordinat är N 7187581, E 772541 i SWEREF 99 TM.</w:t>
+        <w:t>Figur 1. Fyndplatser för naturvårdsarter i och inom 7 meter från avverkningsanmälan. Markörer utan svart kant är placerade på fyndplatsen. Markörer med svart kant är placerade vid sidan av fyndplatsen och har ett svart streck som visar fyndplatsens exakta position. Kartans mittpunktskoordinat är N 7187581, E 772541 i SWEREF 99 TM.</w:t>
       </w:r>
     </w:p>
     <w:p>
       <w:r>
-        <w:t>I och inom 7 meter från avverkningsanmälan finns fynd av 2 naturvårdsarter, varav 1 är rödlistad, 2 är typiska (T) och 1 är signalart (S): ullticka (NT, T) och skinnlav (S, T). Se Figur 1.</w:t>
+        <w:t>I och inom 7 meter från avverkningsanmälan finns fynd av 11 naturvårdsarter, varav 5 är rödlistade, 3 är fridlysta, 10 är typiska (T) och 3 är signalarter (S): dropptaggsvamp (NT, T), lunglav (NT, T), talltita (NT, §4), tretåig hackspett (NT, T, §4), ullticka (NT, T), grönpyrola (S, T), luddlav (S, T), skinnlav (S, T), hultbräken (T), kransmossa (T) och spillkråka (T, §4). Se Figur 1.</w:t>
       </w:r>
     </w:p>
     <w:p>
@@ -244,7 +244,123 @@
     </w:p>
     <w:p>
       <w:r>
-        <w:t>Nedan följer beskrivningar av de naturvårdsarter och fridlysta arter som har sina livsmiljöer och växtplatser i den avverkningsanmälda skogen. De påträffade naturvårdsarterna är ett tydligt kvitto på att det rör sig om en skog med höga naturvärden.</w:t>
+        <w:t>Nedan följer beskrivningar av de naturvårdsarter och fridlysta arter som har sina livsmiljöer och växtplatser i den avverkningsanmälda skogen. Se även ytterligare artfakta i BILAGA 1. De påträffade naturvårdsarterna är ett tydligt kvitto på att det rör sig om en skog med höga naturvärden.</w:t>
+      </w:r>
+    </w:p>
+    <w:p>
+      <w:r>
+        <w:rPr>
+          <w:b/>
+        </w:rPr>
+        <w:t>Dropptaggsvamp (NT)</w:t>
+      </w:r>
+      <w:r>
+        <w:t xml:space="preserve"> bildar mykorrhiza med tall, främst i barrskog med trädkontinuitet, i magra, torra och ljusöppna lavtallskogar och i barrblandskogar med friskmossor och lingon i fältskiktet. Den totala populationen i landet har minskat och bedöms fortsätta minska till följd av slutavverkningar av tallskog. Det är högst oklart om arten långsiktigt kan etablera och reproducera sig i skogsbestånd som brukas med trakthyggesmetoder, markberedning, gödsling eller föryngring med förädlat plantmaterial. Uppfyller kriterierna för att bli rödlistad på grund av ny kunskap som visar att en större andel av populationen än tidigare bedömt är knuten till kontinuitetsbarrskog. Minskningstakten för den svenska populationen bedöms vara nära gränsvärdet för Sårbar (VU). Dropptaggsvamp är typisk art för </w:t>
+      </w:r>
+      <w:r>
+        <w:rPr>
+          <w:i/>
+        </w:rPr>
+        <w:t xml:space="preserve">9010 Taiga </w:t>
+      </w:r>
+      <w:r>
+        <w:t>(SLU Artdatabanken, 2026).</w:t>
+      </w:r>
+    </w:p>
+    <w:p>
+      <w:r>
+        <w:rPr>
+          <w:b/>
+        </w:rPr>
+        <w:t>Lunglav (NT)</w:t>
+      </w:r>
+      <w:r>
+        <w:t xml:space="preserve"> är en av vårt lands främsta signalarter som överallt indikerar gamla lövträd, skogsbestånd med höga naturvärden och ekosystem med långskoglig kontinuitet. Lokalt kan förekomsten vara mycket riklig men den hittas nästan enbart i gamla och ej slutavverkade skogar. Artens samtliga förekomster bör uppmärksammas från naturvårdssynpunkt, då många lokaler även hyser andra ovanliga och rödlistade arter. Rikliga förekomster bör skyddas med biotopskydd, frivilliga avsättningar eller reservat. På lunglav kan de sällsynta lavparasiterna lunglavshårprick (CR), </w:t>
+      </w:r>
+      <w:r>
+        <w:rPr>
+          <w:i/>
+        </w:rPr>
+        <w:t>Abrothallus diederichii</w:t>
+      </w:r>
+      <w:r>
+        <w:t xml:space="preserve"> (VU), </w:t>
+      </w:r>
+      <w:r>
+        <w:rPr>
+          <w:i/>
+        </w:rPr>
+        <w:t>Abrothallus lobariae</w:t>
+      </w:r>
+      <w:r>
+        <w:t xml:space="preserve"> (VU), </w:t>
+      </w:r>
+      <w:r>
+        <w:rPr>
+          <w:i/>
+        </w:rPr>
+        <w:t>Calycina lobariae</w:t>
+      </w:r>
+      <w:r>
+        <w:t xml:space="preserve"> (VU), lunglavsknapp (VU) och skrovelmössing (VU) påträffas. Lunglav är typisk art för </w:t>
+      </w:r>
+      <w:r>
+        <w:rPr>
+          <w:i/>
+        </w:rPr>
+        <w:t>9010 Taiga, 9020 Nordlig ädellövskog, 9110 Näringsfattig bokskog, 9130 Näringsrik bokskog, 9160 Näringsrik ekskog, 9180 Ädellövskog i branter, 9190 Näringsfattig ekskog, 9070 Trädklädd betesmark, 9040 Fjällbjörkskog</w:t>
+      </w:r>
+      <w:r>
+        <w:t xml:space="preserve"> och</w:t>
+      </w:r>
+      <w:r>
+        <w:rPr>
+          <w:i/>
+        </w:rPr>
+        <w:t xml:space="preserve"> 6530 Lövängar</w:t>
+      </w:r>
+      <w:r>
+        <w:t xml:space="preserve"> (SLU Artdatabanken, 2026; Nitare &amp; Skogsstyrelsen, 2019).</w:t>
+      </w:r>
+    </w:p>
+    <w:p>
+      <w:r>
+        <w:rPr>
+          <w:b/>
+        </w:rPr>
+        <w:t>Talltita (NT, §4)</w:t>
+      </w:r>
+      <w:r>
+        <w:t>, rödlistad som nära hotad och prioriterad art i Skogsvårdslagen, har häckningsrevir i anmälan. Arten har minskat kraftigt de senaste 30 åren och minskningstakten innevarande 10-årsperiod beräknas till 20 (10–30) %. Talltitan är synnerligen trogen sitt cirka 15 hektar stora revir och är beroende av flerskiktade olikåldriga skogar för att kunna föda upp sina ungar. Talltitan försvinner om dess livsmiljö kalavverkas (Eggers &amp; Low, 2014; Ekman, 1979; Griesser et al, 2007; Klein, 2020; Siffczyk et al, 2003; SLU Artdatabanken, 2021).</w:t>
+      </w:r>
+    </w:p>
+    <w:p>
+      <w:r>
+        <w:rPr>
+          <w:b/>
+        </w:rPr>
+        <w:t>Tretåig hackspett (NT, §4)</w:t>
+      </w:r>
+      <w:r>
+        <w:t xml:space="preserve"> är rödlistad som nära hotad och ingår i bilaga 1 i EU:s fågeldirektiv. Tretåig hackspett är för sin överlevnad beroende av kontinuerlig tillförsel av äldre döende och död ved, som sker genom naturliga självgallringsprocesser i äldre grannaturskogar och barrblandade naturskogar. Om en skog genom skogsbruk gallras eller glesas ur så upphör och uteblir i stort sett den naturliga självgallringsprocessen för mycket lång tid framöver vilket omöjliggör upprätthållandet av den kontinuerliga ekologiska funktionen i ett område. Det finns studier som visar att naturskogens självgallringsprocess som den tretåiga hackspetten är beroende av, inte kan ersättas med efterlämnad hänsyn i skogsbruket (Imbeau &amp; Desrochers, 2002). Storleken på häckningsreviret varierar med skogstypen, förekomsten av död ved och graden av fragmentering, men är i allmänhet i storleksordningen 25–100 hektar. Vintertid krävs ofta betydligt större områden och det finns studier som antyder att arten behöver minst 100 hektar äldre skog. I områden med låg bonitet kan det behövas över 200 hektar lämpligt habitat för att ett par ska kunna reproducera sig. Områden med dokumenterad permanent förekomst i naturskogsmiljöer har vanligen så stora naturvärden att skogsbruk är olämpligt. Tretåig hackspett är typisk art för </w:t>
+      </w:r>
+      <w:r>
+        <w:rPr>
+          <w:i/>
+        </w:rPr>
+        <w:t xml:space="preserve">9010 Taiga, 9740 Skogsbevuxen myr, 9030 Landhöjningsskog </w:t>
+      </w:r>
+      <w:r>
+        <w:t xml:space="preserve">och </w:t>
+      </w:r>
+      <w:r>
+        <w:rPr>
+          <w:i/>
+        </w:rPr>
+        <w:t>9040 Fjällbjörkskog</w:t>
+      </w:r>
+      <w:r>
+        <w:t xml:space="preserve"> (Skogsstyrelsen, 2016; SLU Artdatabanken, 2024).</w:t>
       </w:r>
     </w:p>
     <w:p>
@@ -308,6 +424,73 @@
         <w:rPr>
           <w:b/>
         </w:rPr>
+        <w:t xml:space="preserve">Grönpyrola </w:t>
+      </w:r>
+      <w:r>
+        <w:t xml:space="preserve">växer främst på sandig, torr eller frisk mark i äldre barrskog, ofta på isälvsmaterial såsom sand och grus. Den påträffas främst i äldre naturligt uppkomna barrskogar, exempelvis på tallmoar, i åssluttningar, dyner och rasbranter. Arten är känslig för skogsbruksmetoder såsom slutavverkning och markberedning. Grönpyrola är typisk art för </w:t>
+      </w:r>
+      <w:r>
+        <w:rPr>
+          <w:i/>
+        </w:rPr>
+        <w:t>9010 Taiga, 9060 Åsbarrskog</w:t>
+      </w:r>
+      <w:r>
+        <w:t xml:space="preserve"> och</w:t>
+      </w:r>
+      <w:r>
+        <w:rPr>
+          <w:i/>
+        </w:rPr>
+        <w:t xml:space="preserve"> 1610 Åsöar i Östersjön </w:t>
+      </w:r>
+      <w:r>
+        <w:t>(Nitare &amp; Skogsstyrelsen, 2019; SLU Artdatabanken, 2025).</w:t>
+      </w:r>
+    </w:p>
+    <w:p>
+      <w:r>
+        <w:rPr>
+          <w:b/>
+        </w:rPr>
+        <w:t>Luddlav</w:t>
+      </w:r>
+      <w:r>
+        <w:t xml:space="preserve"> signalerar lång skoglig kontinuitet med ett stabilt lokal- och mikroklimat med hög och jämn fuktighet. Luddlav är typisk art för </w:t>
+      </w:r>
+      <w:r>
+        <w:rPr>
+          <w:i/>
+        </w:rPr>
+        <w:t>9010 Taiga,</w:t>
+      </w:r>
+      <w:r>
+        <w:t xml:space="preserve"> </w:t>
+      </w:r>
+      <w:r>
+        <w:rPr>
+          <w:i/>
+        </w:rPr>
+        <w:t xml:space="preserve">9020 Nordlig ädellövskog, 9070 Trädklädd betesmark, 9110 Näringsfattig bokskog, 9180 Ädellövskog i branter </w:t>
+      </w:r>
+      <w:r>
+        <w:t>och</w:t>
+      </w:r>
+      <w:r>
+        <w:rPr>
+          <w:i/>
+        </w:rPr>
+        <w:t xml:space="preserve"> 9190 Näringsfattig ekskog </w:t>
+      </w:r>
+      <w:r>
+        <w:t>(Nitare &amp; Skogsstyrelsen, 2019; SLU Artdatabanken, 2025).</w:t>
+      </w:r>
+    </w:p>
+    <w:p>
+      <w:r>
+        <w:rPr>
+          <w:b/>
+        </w:rPr>
         <w:t xml:space="preserve">Skinnlav </w:t>
       </w:r>
       <w:r>
@@ -330,6 +513,84 @@
       </w:r>
       <w:r>
         <w:t>(Nitare &amp; Skogsstyrelsen, 2019; SLU Artdatabanken, 2025).</w:t>
+      </w:r>
+    </w:p>
+    <w:p>
+      <w:r>
+        <w:rPr>
+          <w:b/>
+        </w:rPr>
+        <w:t xml:space="preserve">Hultbräken </w:t>
+      </w:r>
+      <w:r>
+        <w:t xml:space="preserve">är typisk art för </w:t>
+      </w:r>
+      <w:r>
+        <w:rPr>
+          <w:i/>
+        </w:rPr>
+        <w:t xml:space="preserve">9050 Näringsrik granskog </w:t>
+      </w:r>
+      <w:r>
+        <w:t>(SLU Artdatabanken, 2025).</w:t>
+      </w:r>
+    </w:p>
+    <w:p>
+      <w:r>
+        <w:rPr>
+          <w:b/>
+        </w:rPr>
+        <w:t>Kransmossa</w:t>
+      </w:r>
+      <w:r>
+        <w:t xml:space="preserve"> är typisk art för </w:t>
+      </w:r>
+      <w:r>
+        <w:rPr>
+          <w:i/>
+        </w:rPr>
+        <w:t xml:space="preserve">9050 Näringsrik granskog </w:t>
+      </w:r>
+      <w:r>
+        <w:t xml:space="preserve">och </w:t>
+      </w:r>
+      <w:r>
+        <w:rPr>
+          <w:i/>
+        </w:rPr>
+        <w:t xml:space="preserve">6170 Alpina kalkgräsmarker </w:t>
+      </w:r>
+      <w:r>
+        <w:t>(SLU Artdatabanken, 2025).</w:t>
+      </w:r>
+    </w:p>
+    <w:p>
+      <w:r>
+        <w:rPr>
+          <w:b/>
+        </w:rPr>
+        <w:t>Spillkråka (§4)</w:t>
+      </w:r>
+      <w:r>
+        <w:t xml:space="preserve"> omfattas av bilaga 1 i EU:s fågeldirektiv och är typisk art för </w:t>
+      </w:r>
+      <w:r>
+        <w:rPr>
+          <w:i/>
+        </w:rPr>
+        <w:t xml:space="preserve">9010 Taiga </w:t>
+      </w:r>
+      <w:r>
+        <w:t>och</w:t>
+      </w:r>
+      <w:r>
+        <w:rPr>
+          <w:i/>
+        </w:rPr>
+        <w:t xml:space="preserve"> 9740 Skogsbevuxen myr</w:t>
+      </w:r>
+      <w:r>
+        <w:t>. Den behöver grova träd, främst tall, asp och bok som boträd. Skogsbruk med korta omloppstider och täta, homogena ungskogar utgör det största hotet. Spillkråka är en nyckelart i skogliga miljöer vars övergivna bohål utnyttjas av flera andra hålhäckande fågelarter och fladdermöss, däribland pärluggla (EN, §4), knipa (§4), salskrake (§4) och skogsduva (§4). Hökuggla (VU, §4) och slaguggla (§4) häckar ofta i högstubbar som brutits av i höjd med ett gammalt spillkråkebo (SLU Artdatabanken, 2026; Skogsstyrelsen, 2016).</w:t>
       </w:r>
     </w:p>
     <w:p>
@@ -384,6 +645,22 @@
       <w:r>
         <w:t>I den avverkningsanmälda skogen har fridlysta arter sina livsmiljöer och växtplatser. Att skada de fridlysta arternas livsmiljöer, växtplatser eller ekologiska funktion är inte tillåtet enligt artskyddsförordningen.</w:t>
       </w:r>
+      <w:r>
+        <w:rPr>
+          <w:i/>
+        </w:rPr>
+        <w:t xml:space="preserve"> EU:s medlemsländer och skogsbolag är skyldiga att agera i enlighet med EU:s fågeldirektiv där det uttryckligen står att direktivet gäller för fåglar samt för deras ägg, bon och </w:t>
+      </w:r>
+      <w:r>
+        <w:rPr>
+          <w:b/>
+          <w:i/>
+        </w:rPr>
+        <w:t xml:space="preserve">livsmiljöer </w:t>
+      </w:r>
+      <w:r>
+        <w:t>(artikel 1). Vidare att de åtgärder som vidtas inte får leda till en försämring av den nuvarande situationen beträffande bevarandet av de fågelarter som avses i artikel 1 (artikel 13).</w:t>
+      </w:r>
     </w:p>
     <w:p>
       <w:r>
@@ -422,7 +699,7 @@
         <w:rPr>
           <w:i/>
         </w:rPr>
-        <w:t>I det avverkningsanmälda skogsområdet har 2 naturvårdsarter varav 1 rödlistade arter sina livsmiljöer och växtplatser.</w:t>
+        <w:t>I det avverkningsanmälda skogsområdet har 11 naturvårdsarter varav 5 rödlistade arter sina livsmiljöer och växtplatser.</w:t>
       </w:r>
     </w:p>
     <w:p>
@@ -607,6 +884,513 @@
           <w:i/>
         </w:rPr>
         <w:t>I den avverkningsanmälda skogen har fridlysta arter sina livsmiljöer och växtplatser. Att skada de fridlysta arternas livsmiljöer, växtplatser eller ekologiska funktion är inte tillåtet enligt artskyddsförordningen</w:t>
+      </w:r>
+    </w:p>
+    <w:p>
+      <w:r>
+        <w:br w:type="page"/>
+      </w:r>
+    </w:p>
+    <w:p>
+      <w:pPr>
+        <w:pStyle w:val="Title"/>
+      </w:pPr>
+      <w:r>
+        <w:t>BILAGA 1 –</w:t>
+        <w:br/>
+        <w:t>Fridlysta och rödlistade arter</w:t>
+      </w:r>
+    </w:p>
+    <w:p>
+      <w:pPr>
+        <w:pStyle w:val="Heading1"/>
+      </w:pPr>
+      <w:r>
+        <w:t>Lunglav – ekologi samt krav på livsmiljön</w:t>
+      </w:r>
+    </w:p>
+    <w:p>
+      <w:r>
+        <w:t xml:space="preserve">Lunglav (NT) är en av vårt lands främsta signalarter som överallt indikerar gamla lövträd, skogsbestånd med höga naturvärden och ekosystem med lång skoglig kontinuitet. Lokalt kan förekomsten vara mycket riklig men den hittas nästan enbart i gamla och ej slutavverkade skogar. Artens samtliga förekomster bör uppmärksammas från naturvårdssynpunkt, då många lokaler även hyser andra ovanliga och rödlistade arter, däribland de sällsynta lavparasiterna lunglavshårprick (CR), </w:t>
+      </w:r>
+      <w:r>
+        <w:rPr>
+          <w:i/>
+        </w:rPr>
+        <w:t>Abrothallus diederichii</w:t>
+      </w:r>
+      <w:r>
+        <w:t xml:space="preserve"> (VU), </w:t>
+      </w:r>
+      <w:r>
+        <w:rPr>
+          <w:i/>
+        </w:rPr>
+        <w:t>Abrothallus lobariae</w:t>
+      </w:r>
+      <w:r>
+        <w:t xml:space="preserve"> (VU), </w:t>
+      </w:r>
+      <w:r>
+        <w:rPr>
+          <w:i/>
+        </w:rPr>
+        <w:t>Calycina lobariae</w:t>
+      </w:r>
+      <w:r>
+        <w:t xml:space="preserve"> (VU), lunglavsknapp (VU) och skrovelmössing (VU), som växer på lunglav. Rikliga förekomster med lunglav bör skyddas med biotopskydd, frivilliga avsättningar eller reservat (SLU Artdatabanken, 2026; Nitare &amp; Skogsstyrelsen, 2019).</w:t>
+      </w:r>
+    </w:p>
+    <w:p>
+      <w:r>
+        <w:t xml:space="preserve">Lunglav är typisk art för </w:t>
+      </w:r>
+      <w:r>
+        <w:rPr>
+          <w:i/>
+        </w:rPr>
+        <w:t>9010 Taiga, 9020 Nordlig ädellövskog, 9110 Näringsfattig bokskog, 9130 Näringsrik bokskog, 9160 Näringsrik ekskog, 9180 Ädellövskog i branter, 9190 Näringsfattig ekskog, 9070 Trädklädd betesmark, 9040 Fjällbjörkskog</w:t>
+      </w:r>
+      <w:r>
+        <w:t xml:space="preserve"> och</w:t>
+      </w:r>
+      <w:r>
+        <w:rPr>
+          <w:i/>
+        </w:rPr>
+        <w:t xml:space="preserve"> 6530 Lövängar</w:t>
+      </w:r>
+      <w:r>
+        <w:t xml:space="preserve"> (SLU Artdatabanken, 2026).</w:t>
+      </w:r>
+    </w:p>
+    <w:p>
+      <w:pPr>
+        <w:pStyle w:val="Heading2"/>
+      </w:pPr>
+      <w:r>
+        <w:t>Referenser – lunglav</w:t>
+      </w:r>
+    </w:p>
+    <w:p>
+      <w:r>
+        <w:t xml:space="preserve">Nitare, J. och Skogsstyrelsen, 2019. </w:t>
+      </w:r>
+      <w:r>
+        <w:rPr>
+          <w:i/>
+        </w:rPr>
+        <w:t xml:space="preserve">Skyddsvärd skog – Naturvårdsarter och andra kriterier för naturvärdesbedömning. </w:t>
+      </w:r>
+      <w:r>
+        <w:t>Skogsstyrelsen.</w:t>
+      </w:r>
+    </w:p>
+    <w:p>
+      <w:r>
+        <w:t xml:space="preserve">SLU Artdatabanken, 2026. </w:t>
+      </w:r>
+      <w:r>
+        <w:rPr>
+          <w:i/>
+        </w:rPr>
+        <w:t xml:space="preserve">Artfaktablad. Naturvård – artfakta. </w:t>
+      </w:r>
+      <w:r>
+        <w:t>SLU Artdatabanken, Uppsala.</w:t>
+      </w:r>
+    </w:p>
+    <w:p>
+      <w:pPr>
+        <w:pStyle w:val="Heading1"/>
+      </w:pPr>
+      <w:r>
+        <w:t>Talltita – ekologi samt krav på livsmiljön</w:t>
+      </w:r>
+    </w:p>
+    <w:p>
+      <w:r>
+        <w:t>Talltita är rödlistad som NT, fridlyst och prioriterad art i Skogsvårdslagen. Den omfattas av EU:s fågeldirektiv. Arten har minskat kraftigt de senaste 30 åren och minskningstakten innevarande 10-årsperiod beräknas till 20 (10–30) % (SLU Artdatabanken, 2022).</w:t>
+      </w:r>
+    </w:p>
+    <w:p>
+      <w:r>
+        <w:t>Talltita föredrar större sammanhängande barrskogar, och finns såväl i tallskog som granskog och i lövblandad barrskog. Skogens struktur är viktig och ska helst vara flerskiktad med riklig underväxt av mindre granar, björk och andra lövträd och buskar. Tillgång på murknande högstubbar är särskilt viktig, eftersom talltitan helst själv hackar ut sitt bohål (SLU Artdatabanken, 2022).</w:t>
+      </w:r>
+    </w:p>
+    <w:p>
+      <w:r>
+        <w:t>Det finns flera studier som visar att talltita är känslig för gallring och inte överlever när dess livsmiljö kalavverkas (Eggers and Low, 2014; Griesser et al., 2007; Klein, 2020). Talltitans revir är förhållandevis stora, 10–20 hektar och arten missgynnas när skogen fragmenteras. Kalavverkning av större delar av reviret innebär att det överges (Artdatabanken, 2021).</w:t>
+      </w:r>
+    </w:p>
+    <w:p>
+      <w:r>
+        <w:t>Talltitan är synnerligen trogen sitt revir så länge paret lever och biotopen förblir intakt. Paret stannar i sitt revir året om. En förlust av ett revir har därför en stor inverkan på den lokala populationen och trakthyggesbruket anses vara orsak till den svenska populationens kraftiga minskning. Talltiteparets revirtrohet innebär att närhelst under året man observerar en adult talltita så ingår denna plats i reviret (Siffczyk et al., 2003; Ekman, 1979).</w:t>
+      </w:r>
+    </w:p>
+    <w:p>
+      <w:pPr>
+        <w:pStyle w:val="Heading2"/>
+      </w:pPr>
+      <w:r>
+        <w:t>Referenser – talltita</w:t>
+      </w:r>
+    </w:p>
+    <w:p>
+      <w:r>
+        <w:t xml:space="preserve">Eggers, S., Low, M., 2014. </w:t>
+      </w:r>
+      <w:r>
+        <w:rPr>
+          <w:i/>
+        </w:rPr>
+        <w:t xml:space="preserve">Differential demographic responses of sympatric Parids to vegetation management in boreal forest. </w:t>
+      </w:r>
+      <w:r>
+        <w:t>For. Ecol. Manage. 319, 169–175.</w:t>
+      </w:r>
+    </w:p>
+    <w:p>
+      <w:r>
+        <w:t xml:space="preserve">Ekman, J., 1979. </w:t>
+      </w:r>
+      <w:r>
+        <w:rPr>
+          <w:i/>
+        </w:rPr>
+        <w:t xml:space="preserve">Coherence, composition and territories of winter social groups of the Willow Tit Parus montanus and the Crested Tit P. cristatus. </w:t>
+      </w:r>
+      <w:r>
+        <w:t>Ornis Scandinavica, 10, pp 56–68</w:t>
+      </w:r>
+    </w:p>
+    <w:p>
+      <w:r>
+        <w:t xml:space="preserve">Griesser, M., Nystrand, M., Eggers, S., Ekman, J., 2007. </w:t>
+      </w:r>
+      <w:r>
+        <w:rPr>
+          <w:i/>
+        </w:rPr>
+        <w:t xml:space="preserve">Impact of forestry practices on fitness correlates and population productivity in an open-nesting bird species. </w:t>
+      </w:r>
+      <w:r>
+        <w:t>Conserv. Biol. 21, 767–774. https://doi.org/10.1111/j.1523- 1739.2007.00675.x</w:t>
+      </w:r>
+    </w:p>
+    <w:p>
+      <w:r>
+        <w:t xml:space="preserve">Klein, J., 2020. </w:t>
+      </w:r>
+      <w:r>
+        <w:rPr>
+          <w:i/>
+        </w:rPr>
+        <w:t xml:space="preserve">The forgotten forest – On thinning, retention, and biodiversity in the boreal forest. </w:t>
+      </w:r>
+      <w:r>
+        <w:t>Doctoral Thesis No. 2020:50</w:t>
+      </w:r>
+    </w:p>
+    <w:p>
+      <w:r>
+        <w:t xml:space="preserve">Siffczyk, C., Brotons, L., Kangas, K., Orell, M., 2003. </w:t>
+      </w:r>
+      <w:r>
+        <w:rPr>
+          <w:i/>
+        </w:rPr>
+        <w:t xml:space="preserve">Home range size of willow tits. </w:t>
+      </w:r>
+      <w:r>
+        <w:t>Oecologica, 136, 635–642 (2003)</w:t>
+      </w:r>
+    </w:p>
+    <w:p>
+      <w:r>
+        <w:t xml:space="preserve">SLU Artdatabanken, 2021. </w:t>
+      </w:r>
+      <w:r>
+        <w:rPr>
+          <w:i/>
+        </w:rPr>
+        <w:t xml:space="preserve">Artfaktablad. Naturvård – artfakta. </w:t>
+      </w:r>
+      <w:r>
+        <w:t>SLU Artdatabanken, Uppsala</w:t>
+      </w:r>
+    </w:p>
+    <w:p>
+      <w:pPr>
+        <w:pStyle w:val="Heading1"/>
+      </w:pPr>
+      <w:r>
+        <w:t>Tretåig hackspett – ekologi samt krav på livsmiljön</w:t>
+      </w:r>
+    </w:p>
+    <w:p>
+      <w:r>
+        <w:t xml:space="preserve">Tretåig hackspett (NT) är fridlyst enligt §4 Artskyddsförordningen och finns med som prioriterad art i Skogsstyrelsen vägledning för skogsbruket (bilaga 4 till SVL). I vägledningen står bland annat att: </w:t>
+      </w:r>
+      <w:r>
+        <w:rPr>
+          <w:i/>
+        </w:rPr>
+        <w:t xml:space="preserve">“Tretåig hackspett har stora arealkrav och höga krav på sin livsmiljö. Omdaningen av naturskogar till kulturskogar medför en förlust av viktiga miljöer, något som förstärks av ökad fragmentering till följd av avverkningar.” </w:t>
+      </w:r>
+      <w:r>
+        <w:t xml:space="preserve">Vidare att: </w:t>
+      </w:r>
+      <w:r>
+        <w:rPr>
+          <w:i/>
+        </w:rPr>
+        <w:t>“Områden med dokumenterad permanent förekomst i naturskogsmiljöer har vanligen så stora naturvärden att skogsbruk är olämpligt”</w:t>
+      </w:r>
+      <w:r>
+        <w:t xml:space="preserve"> (SLU Artdatabanken, 2024; Skogsstyrelsen, 2016)</w:t>
+      </w:r>
+      <w:r>
+        <w:rPr>
+          <w:i/>
+        </w:rPr>
+        <w:t>.</w:t>
+      </w:r>
+    </w:p>
+    <w:p>
+      <w:r>
+        <w:t>Tretåig hackspett är beroende av större sammanhängande naturskogar med kontinuerlig tillgång och nybildning av död ved och fragmentering av livsmiljöerna utgör ett stort hot mot arten (se exempelvis Stachura-Skierczynska et al., 2009; Wesolowski et al., 2005; Butler et al., 2004; Pakkala et al., 2002; Amcoff et al., 1996; Virkkala, 1991). Det finns studier som visar att naturskogens självgallringsprocess som den tretåiga hackspetten är beroende av, inte kan ersättas med efterlämnad hänsyn i skogsbruket (Imbeau &amp; Desrochers, 2002).</w:t>
+      </w:r>
+    </w:p>
+    <w:p>
+      <w:r>
+        <w:t>Permanenta revir av tretåig hackspett karaktäriseras ofta av artens typiska ringformigt ordnade hackmärken på framför allt gamla granar. För att säkerställa att inte revir av tretåig hackspett drabbas av avverkningsplanerna bör en inventering göras i området både under häckningstid och under vintern, då arten utnyttjar betydligt större områden än under sommarens häckningsrevir. Storleken på häckningsreviret varierar med skogstypen, förekomsten av död ved och graden av fragmentering, men är i allmänhet i storleksordningen 25–100 hektar (SLU Artdatabanken, 2024; Skogsstyrelsen, 2016).</w:t>
+      </w:r>
+    </w:p>
+    <w:p>
+      <w:r>
+        <w:t xml:space="preserve">Förutom fridlysning enligt §4 Artskyddsförordningen är tretåig hackspett även förtecknad i EU:s fågeldirektiv bilaga 1. Den är typisk art för </w:t>
+      </w:r>
+      <w:r>
+        <w:rPr>
+          <w:i/>
+        </w:rPr>
+        <w:t xml:space="preserve">9010 Taiga, 9740 Skogsbevuxen myr, 9030 Landhöjningsskog </w:t>
+      </w:r>
+      <w:r>
+        <w:t xml:space="preserve">och </w:t>
+      </w:r>
+      <w:r>
+        <w:rPr>
+          <w:i/>
+        </w:rPr>
+        <w:t>9040 Fjällbjörkskog</w:t>
+      </w:r>
+      <w:r>
+        <w:t xml:space="preserve"> samt ingår i Natura 2000 och är förtecknad i Bernkonventionen bilaga II (strikt skyddade djurarter) (SLU Artdatabanken, 2024; Skogsstyrelsen, 2016).</w:t>
+      </w:r>
+    </w:p>
+    <w:p>
+      <w:pPr>
+        <w:pStyle w:val="Heading2"/>
+      </w:pPr>
+      <w:r>
+        <w:t>Referenser – tretåig hackspett</w:t>
+      </w:r>
+    </w:p>
+    <w:p>
+      <w:r>
+        <w:t xml:space="preserve">Amcoff, M. &amp; Eriksson, P. 1996. </w:t>
+      </w:r>
+      <w:r>
+        <w:rPr>
+          <w:i/>
+        </w:rPr>
+        <w:t xml:space="preserve">Förekomst av tretåig hackspett Picoides tridactylus på bestånds- och landskapsnivå. </w:t>
+      </w:r>
+      <w:r>
+        <w:t>Ornis Svecica 6: 107–119.</w:t>
+      </w:r>
+    </w:p>
+    <w:p>
+      <w:r>
+        <w:t xml:space="preserve">Butler, R., Angelstam, P., Ekelund, P. &amp; Schlaeffer, R. 2004. </w:t>
+      </w:r>
+      <w:r>
+        <w:rPr>
+          <w:i/>
+        </w:rPr>
+        <w:t xml:space="preserve">Dead wood threshold values for the three-toed woodpecker presence in boreal and sub-Alpine forest. </w:t>
+      </w:r>
+      <w:r>
+        <w:t>Biological conservation 119(3): 305–318.</w:t>
+      </w:r>
+    </w:p>
+    <w:p>
+      <w:r>
+        <w:t xml:space="preserve">Imbeau, L. &amp; Desrochers, A. 2002. </w:t>
+      </w:r>
+      <w:r>
+        <w:rPr>
+          <w:i/>
+        </w:rPr>
+        <w:t xml:space="preserve">Foraging Ecology and Use of Drumming Trees by Three-Toed Woodpeckers. </w:t>
+      </w:r>
+      <w:r>
+        <w:t>The Journal of Wildlife Management. Vol. 66, No. 1 (Jan., 2002), pp. 222–231.</w:t>
+      </w:r>
+    </w:p>
+    <w:p>
+      <w:r>
+        <w:t xml:space="preserve">Pakkala, T., Hanski, I. &amp; Tomppo, E. 2002. </w:t>
+      </w:r>
+      <w:r>
+        <w:rPr>
+          <w:i/>
+        </w:rPr>
+        <w:t xml:space="preserve">Spatial ecology of the three-toed woodpecker in managed forest landscapes. </w:t>
+      </w:r>
+      <w:r>
+        <w:t>Silva Fennica 36(1): 279–288.</w:t>
+      </w:r>
+    </w:p>
+    <w:p>
+      <w:r>
+        <w:t xml:space="preserve">Skogsstyrelsen, 2016. </w:t>
+      </w:r>
+      <w:r>
+        <w:rPr>
+          <w:i/>
+        </w:rPr>
+        <w:t>Vägledning för hänsyn till fåglar – Tretåig hackspett.</w:t>
+      </w:r>
+    </w:p>
+    <w:p>
+      <w:r>
+        <w:t xml:space="preserve">SLU Artdatabanken, 2024. </w:t>
+      </w:r>
+      <w:r>
+        <w:rPr>
+          <w:i/>
+        </w:rPr>
+        <w:t xml:space="preserve">Artfaktablad. Naturvård – artfakta. </w:t>
+      </w:r>
+      <w:r>
+        <w:t>SLU Artdatabanken, Uppsala.</w:t>
+      </w:r>
+    </w:p>
+    <w:p>
+      <w:r>
+        <w:t xml:space="preserve">Stachura-Skierczynska, K., Tumiel, T. &amp; Skierczynski, M. 2009. </w:t>
+      </w:r>
+      <w:r>
+        <w:rPr>
+          <w:i/>
+        </w:rPr>
+        <w:t xml:space="preserve">Habitat prediction model for three-toed woodpecker and its implications for the conservation of biologically valuable forests. </w:t>
+      </w:r>
+      <w:r>
+        <w:t>Forest Ecology and Management 258(5): 697–703.</w:t>
+      </w:r>
+    </w:p>
+    <w:p>
+      <w:r>
+        <w:t xml:space="preserve">Virkkala, R. 1991. </w:t>
+      </w:r>
+      <w:r>
+        <w:rPr>
+          <w:i/>
+        </w:rPr>
+        <w:t xml:space="preserve">Population trends of forest birds in a Finnish Lapland landscape of large habitat blocks – Consequences of stochastic environmental variation or regional habitat alteration. </w:t>
+      </w:r>
+      <w:r>
+        <w:t>Biological conservation 56(2): 223–240.</w:t>
+      </w:r>
+    </w:p>
+    <w:p>
+      <w:r>
+        <w:t xml:space="preserve">Wesolowski, T., Czeszczewik, D. &amp; Rowinski, P. 2005. </w:t>
+      </w:r>
+      <w:r>
+        <w:rPr>
+          <w:i/>
+        </w:rPr>
+        <w:t xml:space="preserve">Effects of forest management on Three-toed Woodpecker Picoides tridactylus distribution in the Bialowieza Forest (NE Poland): conservation implications. </w:t>
+      </w:r>
+      <w:r>
+        <w:t>Acta Ornithologica 40(1): 53–60.</w:t>
+      </w:r>
+    </w:p>
+    <w:p>
+      <w:pPr>
+        <w:pStyle w:val="Heading1"/>
+      </w:pPr>
+      <w:r>
+        <w:t>Spillkråka – ekologi samt krav på livsmiljön</w:t>
+      </w:r>
+    </w:p>
+    <w:p>
+      <w:r>
+        <w:t xml:space="preserve">Spillkråka (§4) ingår i bilaga 1 EU:s fågeldirektiv och är typisk art för </w:t>
+      </w:r>
+      <w:r>
+        <w:rPr>
+          <w:i/>
+        </w:rPr>
+        <w:t xml:space="preserve">9010 Taiga </w:t>
+      </w:r>
+      <w:r>
+        <w:t>och</w:t>
+      </w:r>
+      <w:r>
+        <w:rPr>
+          <w:i/>
+        </w:rPr>
+        <w:t xml:space="preserve"> 9740 Skogsbevuxen myr</w:t>
+      </w:r>
+      <w:r>
+        <w:t>. Den lever i både barr- och blandskog liksom i ren lövskog. De tätaste populationerna tenderar att finnas i äldre, variationsrik blandskog med gott om död ved och gamla träd. Varje par utnyttjar 400–1000 hektar skog beroende på skogens kvalitet. Skogsbruk med korta omloppstider och täta, homogena ungskogar utgör det största hotet (SLU Artdatabanken, 2026).</w:t>
+      </w:r>
+    </w:p>
+    <w:p>
+      <w:r>
+        <w:t>Spillkråka är en nyckelart i skogliga miljöer vars övergivna bohål utnyttjas av flera andra hålhäckande fågelarter och fladdermöss, däribland pärluggla (EN, §4), knipa (§4), salskrake (§4) och skogsduva (§4). Hökuggla (VU, §4) och slaguggla (§4) häckar ofta i högstubbar som brutits av i höjd med ett gammalt spillkråkebo (Skogsstyrelsen, 2016).</w:t>
+      </w:r>
+    </w:p>
+    <w:p>
+      <w:pPr>
+        <w:pStyle w:val="Heading2"/>
+      </w:pPr>
+      <w:r>
+        <w:t>Referenser – spillkråka</w:t>
+      </w:r>
+    </w:p>
+    <w:p>
+      <w:r>
+        <w:t xml:space="preserve">Skogsstyrelsen, 2016. </w:t>
+      </w:r>
+      <w:r>
+        <w:rPr>
+          <w:i/>
+        </w:rPr>
+        <w:t xml:space="preserve">Vägledning för hänsyn till spillkråka. </w:t>
+      </w:r>
+      <w:r>
+        <w:t>Vägledningar och kunskapsstöd artskydd – Skogsstyrelsen.</w:t>
+      </w:r>
+    </w:p>
+    <w:p>
+      <w:r>
+        <w:t xml:space="preserve">SLU Artdatabanken, 2026. </w:t>
+      </w:r>
+      <w:r>
+        <w:rPr>
+          <w:i/>
+        </w:rPr>
+        <w:t xml:space="preserve">Artfaktablad. Naturvård – artfakta. </w:t>
+      </w:r>
+      <w:r>
+        <w:t>SLU Artdatabanken, Uppsala.</w:t>
       </w:r>
     </w:p>
     <w:sectPr>
@@ -737,7 +1521,7 @@
     <w:r>
       <w:tab/>
       <w:tab/>
-      <w:t>2026-08-14</w:t>
+      <w:t>2026-08-15</w:t>
       <w:br/>
       <w:br/>
     </w:r>

--- a/klagomål/A 28206-2026 FSC-klagomål.docx
+++ b/klagomål/A 28206-2026 FSC-klagomål.docx
@@ -1521,7 +1521,7 @@
     <w:r>
       <w:tab/>
       <w:tab/>
-      <w:t>2026-08-15</w:t>
+      <w:t>2026-08-16</w:t>
       <w:br/>
       <w:br/>
     </w:r>

--- a/klagomål/A 28206-2026 FSC-klagomål.docx
+++ b/klagomål/A 28206-2026 FSC-klagomål.docx
@@ -1521,7 +1521,7 @@
     <w:r>
       <w:tab/>
       <w:tab/>
-      <w:t>2026-08-16</w:t>
+      <w:t>2026-08-17</w:t>
       <w:br/>
       <w:br/>
     </w:r>

--- a/klagomål/A 28206-2026 FSC-klagomål.docx
+++ b/klagomål/A 28206-2026 FSC-klagomål.docx
@@ -1521,7 +1521,7 @@
     <w:r>
       <w:tab/>
       <w:tab/>
-      <w:t>2026-08-17</w:t>
+      <w:t>2026-08-18</w:t>
       <w:br/>
       <w:br/>
     </w:r>

--- a/klagomål/A 28206-2026 FSC-klagomål.docx
+++ b/klagomål/A 28206-2026 FSC-klagomål.docx
@@ -1521,7 +1521,7 @@
     <w:r>
       <w:tab/>
       <w:tab/>
-      <w:t>2026-08-18</w:t>
+      <w:t>2026-08-19</w:t>
       <w:br/>
       <w:br/>
     </w:r>

--- a/klagomål/A 28206-2026 FSC-klagomål.docx
+++ b/klagomål/A 28206-2026 FSC-klagomål.docx
@@ -1521,7 +1521,7 @@
     <w:r>
       <w:tab/>
       <w:tab/>
-      <w:t>2026-08-19</w:t>
+      <w:t>2026-08-20</w:t>
       <w:br/>
       <w:br/>
     </w:r>

--- a/klagomål/A 28206-2026 FSC-klagomål.docx
+++ b/klagomål/A 28206-2026 FSC-klagomål.docx
@@ -1521,7 +1521,7 @@
     <w:r>
       <w:tab/>
       <w:tab/>
-      <w:t>2026-08-20</w:t>
+      <w:t>2026-08-21</w:t>
       <w:br/>
       <w:br/>
     </w:r>

--- a/klagomål/A 28206-2026 FSC-klagomål.docx
+++ b/klagomål/A 28206-2026 FSC-klagomål.docx
@@ -1521,7 +1521,7 @@
     <w:r>
       <w:tab/>
       <w:tab/>
-      <w:t>2026-08-21</w:t>
+      <w:t>2026-08-22</w:t>
       <w:br/>
       <w:br/>
     </w:r>

--- a/klagomål/A 28206-2026 FSC-klagomål.docx
+++ b/klagomål/A 28206-2026 FSC-klagomål.docx
@@ -1521,7 +1521,7 @@
     <w:r>
       <w:tab/>
       <w:tab/>
-      <w:t>2026-08-22</w:t>
+      <w:t>2026-08-23</w:t>
       <w:br/>
       <w:br/>
     </w:r>

--- a/klagomål/A 28206-2026 FSC-klagomål.docx
+++ b/klagomål/A 28206-2026 FSC-klagomål.docx
@@ -1521,7 +1521,7 @@
     <w:r>
       <w:tab/>
       <w:tab/>
-      <w:t>2026-08-23</w:t>
+      <w:t>2026-08-24</w:t>
       <w:br/>
       <w:br/>
     </w:r>

--- a/klagomål/A 28206-2026 FSC-klagomål.docx
+++ b/klagomål/A 28206-2026 FSC-klagomål.docx
@@ -1521,7 +1521,7 @@
     <w:r>
       <w:tab/>
       <w:tab/>
-      <w:t>2026-08-24</w:t>
+      <w:t>2026-08-25</w:t>
       <w:br/>
       <w:br/>
     </w:r>

--- a/klagomål/A 28206-2026 FSC-klagomål.docx
+++ b/klagomål/A 28206-2026 FSC-klagomål.docx
@@ -1521,7 +1521,7 @@
     <w:r>
       <w:tab/>
       <w:tab/>
-      <w:t>2026-08-25</w:t>
+      <w:t>2026-08-26</w:t>
       <w:br/>
       <w:br/>
     </w:r>

--- a/klagomål/A 28206-2026 FSC-klagomål.docx
+++ b/klagomål/A 28206-2026 FSC-klagomål.docx
@@ -1521,7 +1521,7 @@
     <w:r>
       <w:tab/>
       <w:tab/>
-      <w:t>2026-08-26</w:t>
+      <w:t>2026-08-27</w:t>
       <w:br/>
       <w:br/>
     </w:r>

--- a/klagomål/A 28206-2026 FSC-klagomål.docx
+++ b/klagomål/A 28206-2026 FSC-klagomål.docx
@@ -1521,7 +1521,7 @@
     <w:r>
       <w:tab/>
       <w:tab/>
-      <w:t>2026-08-27</w:t>
+      <w:t>2026-08-28</w:t>
       <w:br/>
       <w:br/>
     </w:r>

--- a/klagomål/A 28206-2026 FSC-klagomål.docx
+++ b/klagomål/A 28206-2026 FSC-klagomål.docx
@@ -1521,7 +1521,7 @@
     <w:r>
       <w:tab/>
       <w:tab/>
-      <w:t>2026-08-28</w:t>
+      <w:t>2026-08-29</w:t>
       <w:br/>
       <w:br/>
     </w:r>

--- a/klagomål/A 28206-2026 FSC-klagomål.docx
+++ b/klagomål/A 28206-2026 FSC-klagomål.docx
@@ -1521,7 +1521,7 @@
     <w:r>
       <w:tab/>
       <w:tab/>
-      <w:t>2026-08-29</w:t>
+      <w:t>2026-08-31</w:t>
       <w:br/>
       <w:br/>
     </w:r>

--- a/klagomål/A 28206-2026 FSC-klagomål.docx
+++ b/klagomål/A 28206-2026 FSC-klagomål.docx
@@ -1521,7 +1521,7 @@
     <w:r>
       <w:tab/>
       <w:tab/>
-      <w:t>2026-08-31</w:t>
+      <w:t>2026-09-01</w:t>
       <w:br/>
       <w:br/>
     </w:r>

--- a/klagomål/A 28206-2026 FSC-klagomål.docx
+++ b/klagomål/A 28206-2026 FSC-klagomål.docx
@@ -1521,7 +1521,7 @@
     <w:r>
       <w:tab/>
       <w:tab/>
-      <w:t>2026-09-01</w:t>
+      <w:t>2026-09-02</w:t>
       <w:br/>
       <w:br/>
     </w:r>

--- a/klagomål/A 28206-2026 FSC-klagomål.docx
+++ b/klagomål/A 28206-2026 FSC-klagomål.docx
@@ -1521,7 +1521,7 @@
     <w:r>
       <w:tab/>
       <w:tab/>
-      <w:t>2026-09-02</w:t>
+      <w:t>2026-09-03</w:t>
       <w:br/>
       <w:br/>
     </w:r>

--- a/klagomål/A 28206-2026 FSC-klagomål.docx
+++ b/klagomål/A 28206-2026 FSC-klagomål.docx
@@ -1521,7 +1521,7 @@
     <w:r>
       <w:tab/>
       <w:tab/>
-      <w:t>2026-09-03</w:t>
+      <w:t>2026-09-04</w:t>
       <w:br/>
       <w:br/>
     </w:r>

--- a/klagomål/A 28206-2026 FSC-klagomål.docx
+++ b/klagomål/A 28206-2026 FSC-klagomål.docx
@@ -1521,7 +1521,7 @@
     <w:r>
       <w:tab/>
       <w:tab/>
-      <w:t>2026-09-04</w:t>
+      <w:t>2026-09-05</w:t>
       <w:br/>
       <w:br/>
     </w:r>

--- a/klagomål/A 28206-2026 FSC-klagomål.docx
+++ b/klagomål/A 28206-2026 FSC-klagomål.docx
@@ -1521,7 +1521,7 @@
     <w:r>
       <w:tab/>
       <w:tab/>
-      <w:t>2026-09-05</w:t>
+      <w:t>2026-09-06</w:t>
       <w:br/>
       <w:br/>
     </w:r>

--- a/klagomål/A 28206-2026 FSC-klagomål.docx
+++ b/klagomål/A 28206-2026 FSC-klagomål.docx
@@ -1521,7 +1521,7 @@
     <w:r>
       <w:tab/>
       <w:tab/>
-      <w:t>2026-09-06</w:t>
+      <w:t>2026-09-07</w:t>
       <w:br/>
       <w:br/>
     </w:r>

--- a/klagomål/A 28206-2026 FSC-klagomål.docx
+++ b/klagomål/A 28206-2026 FSC-klagomål.docx
@@ -1521,7 +1521,7 @@
     <w:r>
       <w:tab/>
       <w:tab/>
-      <w:t>2026-09-07</w:t>
+      <w:t>2026-09-08</w:t>
       <w:br/>
       <w:br/>
     </w:r>

--- a/klagomål/A 28206-2026 FSC-klagomål.docx
+++ b/klagomål/A 28206-2026 FSC-klagomål.docx
@@ -1521,7 +1521,7 @@
     <w:r>
       <w:tab/>
       <w:tab/>
-      <w:t>2026-09-08</w:t>
+      <w:t>2026-09-09</w:t>
       <w:br/>
       <w:br/>
     </w:r>

--- a/klagomål/A 28206-2026 FSC-klagomål.docx
+++ b/klagomål/A 28206-2026 FSC-klagomål.docx
@@ -1521,7 +1521,7 @@
     <w:r>
       <w:tab/>
       <w:tab/>
-      <w:t>2026-09-09</w:t>
+      <w:t>2026-09-10</w:t>
       <w:br/>
       <w:br/>
     </w:r>

--- a/klagomål/A 28206-2026 FSC-klagomål.docx
+++ b/klagomål/A 28206-2026 FSC-klagomål.docx
@@ -1521,7 +1521,7 @@
     <w:r>
       <w:tab/>
       <w:tab/>
-      <w:t>2026-09-10</w:t>
+      <w:t>2026-09-11</w:t>
       <w:br/>
       <w:br/>
     </w:r>

--- a/klagomål/A 28206-2026 FSC-klagomål.docx
+++ b/klagomål/A 28206-2026 FSC-klagomål.docx
@@ -1521,7 +1521,7 @@
     <w:r>
       <w:tab/>
       <w:tab/>
-      <w:t>2026-09-11</w:t>
+      <w:t>2026-09-12</w:t>
       <w:br/>
       <w:br/>
     </w:r>
